--- a/projects/awp/copy/Anchor_Wealth_Planning_Current_Copy_Review.docx
+++ b/projects/awp/copy/Anchor_Wealth_Planning_Current_Copy_Review.docx
@@ -257,7 +257,7 @@
     </w:p>
     <w:p>
       <w:r>
-        <w:t>Primary navigation: About · Team · Who We Serve · Resources · Process · Book a Call</w:t>
+        <w:t>Primary navigation: About · Team · Who We Serve · Resources · Process · Take the Fit Check</w:t>
       </w:r>
     </w:p>
     <w:p>
@@ -673,6 +673,17 @@
       </w:r>
     </w:p>
     <w:p>
+      <w:r>
+        <w:rPr>
+          <w:rFonts w:ascii="Calibri" w:hAnsi="Calibri"/>
+          <w:i/>
+          <w:color w:val="425B72"/>
+          <w:sz w:val="19"/>
+        </w:rPr>
+        <w:t>Needs verification</w:t>
+      </w:r>
+    </w:p>
+    <w:p>
       <w:pPr>
         <w:pStyle w:val="Heading3"/>
       </w:pPr>
@@ -686,6 +697,17 @@
       </w:r>
     </w:p>
     <w:p>
+      <w:r>
+        <w:rPr>
+          <w:rFonts w:ascii="Calibri" w:hAnsi="Calibri"/>
+          <w:i/>
+          <w:color w:val="425B72"/>
+          <w:sz w:val="19"/>
+        </w:rPr>
+        <w:t>Needs verification</w:t>
+      </w:r>
+    </w:p>
+    <w:p>
       <w:pPr>
         <w:pStyle w:val="Heading3"/>
       </w:pPr>
@@ -699,6 +721,17 @@
       </w:r>
     </w:p>
     <w:p>
+      <w:r>
+        <w:rPr>
+          <w:rFonts w:ascii="Calibri" w:hAnsi="Calibri"/>
+          <w:i/>
+          <w:color w:val="425B72"/>
+          <w:sz w:val="19"/>
+        </w:rPr>
+        <w:t>Needs verification</w:t>
+      </w:r>
+    </w:p>
+    <w:p>
       <w:pPr>
         <w:pStyle w:val="Heading3"/>
       </w:pPr>
@@ -709,6 +742,17 @@
     <w:p>
       <w:r>
         <w:t>Approved recognition, year, source, and selection criteria go here.</w:t>
+      </w:r>
+    </w:p>
+    <w:p>
+      <w:r>
+        <w:rPr>
+          <w:rFonts w:ascii="Calibri" w:hAnsi="Calibri"/>
+          <w:i/>
+          <w:color w:val="425B72"/>
+          <w:sz w:val="19"/>
+        </w:rPr>
+        <w:t>Needs verification</w:t>
       </w:r>
     </w:p>
     <w:p>
@@ -857,12 +901,27 @@
     </w:p>
     <w:p>
       <w:r>
+        <w:t>Shared context</w:t>
+      </w:r>
+    </w:p>
+    <w:p>
+      <w:r>
         <w:t>Every professional sees the decisions, constraints, and timing that affect their work.</w:t>
       </w:r>
     </w:p>
     <w:p>
       <w:r>
+        <w:t>Clear ownership</w:t>
+      </w:r>
+    </w:p>
+    <w:p>
+      <w:r>
         <w:t>Each next step has an owner, a deadline, and a reason it belongs in the sequence.</w:t>
+      </w:r>
+    </w:p>
+    <w:p>
+      <w:r>
+        <w:t>One next move</w:t>
       </w:r>
     </w:p>
     <w:p>
@@ -898,6 +957,11 @@
       </w:r>
     </w:p>
     <w:p>
+      <w:r>
+        <w:t>01 · Houston energy</w:t>
+      </w:r>
+    </w:p>
+    <w:p>
       <w:pPr>
         <w:pStyle w:val="Heading3"/>
       </w:pPr>
@@ -911,6 +975,16 @@
       </w:r>
     </w:p>
     <w:p>
+      <w:r>
+        <w:t>See how we work with you →</w:t>
+      </w:r>
+    </w:p>
+    <w:p>
+      <w:r>
+        <w:t>02 · Closely held</w:t>
+      </w:r>
+    </w:p>
+    <w:p>
       <w:pPr>
         <w:pStyle w:val="Heading3"/>
       </w:pPr>
@@ -924,6 +998,16 @@
       </w:r>
     </w:p>
     <w:p>
+      <w:r>
+        <w:t>See how we work with you →</w:t>
+      </w:r>
+    </w:p>
+    <w:p>
+      <w:r>
+        <w:t>03 · Across generations</w:t>
+      </w:r>
+    </w:p>
+    <w:p>
       <w:pPr>
         <w:pStyle w:val="Heading3"/>
       </w:pPr>
@@ -934,6 +1018,11 @@
     <w:p>
       <w:r>
         <w:t>Trust funding, current beneficiaries, and a plan the next generation can understand. Your wealth has outgrown the plan built for it.</w:t>
+      </w:r>
+    </w:p>
+    <w:p>
+      <w:r>
+        <w:t>See how we work with you →</w:t>
       </w:r>
     </w:p>
     <w:p>
@@ -1233,6 +1322,11 @@
     </w:p>
     <w:p>
       <w:r>
+        <w:t>"No one sees the full picture."</w:t>
+      </w:r>
+    </w:p>
+    <w:p>
+      <w:r>
         <w:t>We run joint planning meetings with your CPA and estate attorney. We maintain one living document that all three professionals reference. When your CPA makes a tax move, your portfolio reflects it. When your attorney updates your trust, your investment strategy adjusts. You stop being the translator.</w:t>
       </w:r>
     </w:p>
@@ -1246,6 +1340,11 @@
     </w:p>
     <w:p>
       <w:r>
+        <w:t>"My advisor doesn't understand my situation."</w:t>
+      </w:r>
+    </w:p>
+    <w:p>
+      <w:r>
         <w:t>Built around your actual life — your vesting schedule, your blackout periods, your commodity exposure — not a model portfolio. We manage concentration risk, tax-loss harvesting, and asset location in coordination with your tax strategy, not in isolation.</w:t>
       </w:r>
     </w:p>
@@ -1259,6 +1358,11 @@
     </w:p>
     <w:p>
       <w:r>
+        <w:t>"Every bonus season feels like a tax trap."</w:t>
+      </w:r>
+    </w:p>
+    <w:p>
+      <w:r>
         <w:t>We sit down with your CPA before year-end — not after. We model RSU vesting events, deferred comp elections, and bonus timing against your actual tax situation. Proactive tax planning, not reactive tax preparation.</w:t>
       </w:r>
     </w:p>
@@ -1272,6 +1376,11 @@
     </w:p>
     <w:p>
       <w:r>
+        <w:t>"My RSUs and bonus feel like a tax trap every year."</w:t>
+      </w:r>
+    </w:p>
+    <w:p>
+      <w:r>
         <w:t>RSU vesting schedules, NQDC elections, 10b5-1 plans, blackout period strategy. We model concentration risk against the commodity cycle and build a diversification plan that respects your constraints — not one that ignores them.</w:t>
       </w:r>
     </w:p>
@@ -1285,6 +1394,11 @@
     </w:p>
     <w:p>
       <w:r>
+        <w:t>"I have real wealth but no plan for what comes after me."</w:t>
+      </w:r>
+    </w:p>
+    <w:p>
+      <w:r>
         <w:t>We review your existing trusts against your current net worth. We coordinate with your estate attorney to fund trusts correctly, update beneficiaries, and ensure your documents still match your life. Legacy planning is a living process, not a one-time document.</w:t>
       </w:r>
     </w:p>
@@ -1294,6 +1408,11 @@
       </w:pPr>
       <w:r>
         <w:t>Business Owner Planning</w:t>
+      </w:r>
+    </w:p>
+    <w:p>
+      <w:r>
+        <w:t>"I don't know what I'd walk away with if I sold."</w:t>
       </w:r>
     </w:p>
     <w:p>
@@ -1340,6 +1459,11 @@
       </w:r>
     </w:p>
     <w:p>
+      <w:r>
+        <w:t>Step 01</w:t>
+      </w:r>
+    </w:p>
+    <w:p>
       <w:pPr>
         <w:pStyle w:val="Heading3"/>
       </w:pPr>
@@ -1353,6 +1477,16 @@
       </w:r>
     </w:p>
     <w:p>
+      <w:r>
+        <w:t>30 minutes, no obligation</w:t>
+      </w:r>
+    </w:p>
+    <w:p>
+      <w:r>
+        <w:t>Step 02</w:t>
+      </w:r>
+    </w:p>
+    <w:p>
       <w:pPr>
         <w:pStyle w:val="Heading3"/>
       </w:pPr>
@@ -1366,6 +1500,16 @@
       </w:r>
     </w:p>
     <w:p>
+      <w:r>
+        <w:t>Usually 1–2 weeks</w:t>
+      </w:r>
+    </w:p>
+    <w:p>
+      <w:r>
+        <w:t>Step 03</w:t>
+      </w:r>
+    </w:p>
+    <w:p>
       <w:pPr>
         <w:pStyle w:val="Heading3"/>
       </w:pPr>
@@ -1379,6 +1523,16 @@
       </w:r>
     </w:p>
     <w:p>
+      <w:r>
+        <w:t>You keep this document</w:t>
+      </w:r>
+    </w:p>
+    <w:p>
+      <w:r>
+        <w:t>Step 04</w:t>
+      </w:r>
+    </w:p>
+    <w:p>
       <w:pPr>
         <w:pStyle w:val="Heading3"/>
       </w:pPr>
@@ -1389,6 +1543,11 @@
     <w:p>
       <w:r>
         <w:t>We implement the plan and meet quarterly to keep it current. When your equity vests, when the commodity cycle turns, when a business opportunity appears — we've already modeled it. You stop being the project manager.</w:t>
+      </w:r>
+    </w:p>
+    <w:p>
+      <w:r>
+        <w:t>Proactive, not reactive</w:t>
       </w:r>
     </w:p>
     <w:p>
@@ -1424,6 +1583,11 @@
       </w:r>
     </w:p>
     <w:p>
+      <w:r>
+        <w:t>AM</w:t>
+      </w:r>
+    </w:p>
+    <w:p>
       <w:pPr>
         <w:spacing w:before="160" w:after="60"/>
       </w:pPr>
@@ -1467,6 +1631,31 @@
       </w:r>
     </w:p>
     <w:p>
+      <w:r>
+        <w:t>[Credential 01]</w:t>
+      </w:r>
+    </w:p>
+    <w:p>
+      <w:r>
+        <w:t>[Credential 02]</w:t>
+      </w:r>
+    </w:p>
+    <w:p>
+      <w:r>
+        <w:t>[XX]+ years</w:t>
+      </w:r>
+    </w:p>
+    <w:p>
+      <w:r>
+        <w:t>[Accolade 01]</w:t>
+      </w:r>
+    </w:p>
+    <w:p>
+      <w:r>
+        <w:t>01 · Shared context</w:t>
+      </w:r>
+    </w:p>
+    <w:p>
       <w:pPr>
         <w:pStyle w:val="Heading3"/>
       </w:pPr>
@@ -1480,6 +1669,11 @@
       </w:r>
     </w:p>
     <w:p>
+      <w:r>
+        <w:t>02 · Tangible output</w:t>
+      </w:r>
+    </w:p>
+    <w:p>
       <w:pPr>
         <w:pStyle w:val="Heading3"/>
       </w:pPr>
@@ -1490,6 +1684,11 @@
     <w:p>
       <w:r>
         <w:t>Decisions, dependencies, and next steps live in one document you can understand. When one professional makes a move, the others know.</w:t>
+      </w:r>
+    </w:p>
+    <w:p>
+      <w:r>
+        <w:t>03 · Ongoing rhythm</w:t>
       </w:r>
     </w:p>
     <w:p>
@@ -1565,7 +1764,7 @@
           <w:color w:val="B18F4D"/>
           <w:sz w:val="17"/>
         </w:rPr>
-        <w:t>FROM THE PLANNING ROOM</w:t>
+        <w:t>FROM ANCHOR WEALTH PODCAST</w:t>
       </w:r>
     </w:p>
     <w:p>
@@ -1582,6 +1781,11 @@
       </w:r>
     </w:p>
     <w:p>
+      <w:r>
+        <w:t>Oil &amp; Gas</w:t>
+      </w:r>
+    </w:p>
+    <w:p>
       <w:pPr>
         <w:pStyle w:val="Heading3"/>
       </w:pPr>
@@ -1590,6 +1794,11 @@
       </w:r>
     </w:p>
     <w:p>
+      <w:r>
+        <w:t>Business Owners</w:t>
+      </w:r>
+    </w:p>
+    <w:p>
       <w:pPr>
         <w:pStyle w:val="Heading3"/>
       </w:pPr>
@@ -1598,6 +1807,11 @@
       </w:r>
     </w:p>
     <w:p>
+      <w:r>
+        <w:t>Families</w:t>
+      </w:r>
+    </w:p>
+    <w:p>
       <w:pPr>
         <w:pStyle w:val="Heading3"/>
       </w:pPr>
@@ -1606,11 +1820,21 @@
       </w:r>
     </w:p>
     <w:p>
+      <w:r>
+        <w:t>Concentrated Wealth</w:t>
+      </w:r>
+    </w:p>
+    <w:p>
       <w:pPr>
         <w:pStyle w:val="Heading3"/>
       </w:pPr>
       <w:r>
         <w:t>When one company shapes the whole financial plan</w:t>
+      </w:r>
+    </w:p>
+    <w:p>
+      <w:r>
+        <w:t>Estate &amp; Legacy</w:t>
       </w:r>
     </w:p>
     <w:p>
@@ -1801,6 +2025,17 @@
       </w:r>
     </w:p>
     <w:p>
+      <w:r>
+        <w:rPr>
+          <w:rFonts w:ascii="Calibri" w:hAnsi="Calibri"/>
+          <w:b/>
+          <w:color w:val="2D5474"/>
+          <w:sz w:val="20"/>
+        </w:rPr>
+        <w:t>CTA: Home</w:t>
+      </w:r>
+    </w:p>
+    <w:p>
       <w:pPr>
         <w:spacing w:before="160" w:after="60"/>
       </w:pPr>
@@ -1970,17 +2205,37 @@
     </w:p>
     <w:p>
       <w:r>
+        <w:t>Needs verification</w:t>
+      </w:r>
+    </w:p>
+    <w:p>
+      <w:r>
         <w:t>Approved designation</w:t>
       </w:r>
     </w:p>
     <w:p>
       <w:r>
+        <w:t>Needs verification</w:t>
+      </w:r>
+    </w:p>
+    <w:p>
+      <w:r>
         <w:t>Approved certification</w:t>
       </w:r>
     </w:p>
     <w:p>
       <w:r>
+        <w:t>Needs verification</w:t>
+      </w:r>
+    </w:p>
+    <w:p>
+      <w:r>
         <w:t>Source and criteria</w:t>
+      </w:r>
+    </w:p>
+    <w:p>
+      <w:r>
+        <w:t>Needs verification</w:t>
       </w:r>
     </w:p>
     <w:p>
@@ -2196,6 +2451,22 @@
       </w:r>
     </w:p>
     <w:p>
+      <w:r>
+        <w:rPr>
+          <w:rFonts w:ascii="Calibri" w:hAnsi="Calibri"/>
+          <w:b/>
+          <w:color w:val="2D5474"/>
+          <w:sz w:val="20"/>
+        </w:rPr>
+        <w:t>CTA: Home</w:t>
+      </w:r>
+    </w:p>
+    <w:p>
+      <w:r>
+        <w:t>Founder &amp; Wealth Advisor · Title to verify</w:t>
+      </w:r>
+    </w:p>
+    <w:p>
       <w:pPr>
         <w:pStyle w:val="Heading2"/>
       </w:pPr>
@@ -2220,6 +2491,11 @@
       </w:r>
     </w:p>
     <w:p>
+      <w:r>
+        <w:t>Team profile placeholder</w:t>
+      </w:r>
+    </w:p>
+    <w:p>
       <w:pPr>
         <w:pStyle w:val="Heading2"/>
       </w:pPr>
@@ -2233,6 +2509,16 @@
       </w:r>
     </w:p>
     <w:p>
+      <w:r>
+        <w:t>Pending content</w:t>
+      </w:r>
+    </w:p>
+    <w:p>
+      <w:r>
+        <w:t>Team profile placeholder</w:t>
+      </w:r>
+    </w:p>
+    <w:p>
       <w:pPr>
         <w:pStyle w:val="Heading2"/>
       </w:pPr>
@@ -2243,6 +2529,11 @@
     <w:p>
       <w:r>
         <w:t>Biography, credentials, responsibilities, and contact routing to be supplied and verified.</w:t>
+      </w:r>
+    </w:p>
+    <w:p>
+      <w:r>
+        <w:t>Pending content</w:t>
       </w:r>
     </w:p>
     <w:p>
@@ -2447,6 +2738,17 @@
       </w:r>
     </w:p>
     <w:p>
+      <w:r>
+        <w:rPr>
+          <w:rFonts w:ascii="Calibri" w:hAnsi="Calibri"/>
+          <w:b/>
+          <w:color w:val="2D5474"/>
+          <w:sz w:val="20"/>
+        </w:rPr>
+        <w:t>CTA: Home</w:t>
+      </w:r>
+    </w:p>
+    <w:p>
       <w:pPr>
         <w:spacing w:before="160" w:after="60"/>
       </w:pPr>
@@ -2719,6 +3021,17 @@
       </w:r>
     </w:p>
     <w:p>
+      <w:r>
+        <w:rPr>
+          <w:rFonts w:ascii="Calibri" w:hAnsi="Calibri"/>
+          <w:b/>
+          <w:color w:val="2D5474"/>
+          <w:sz w:val="20"/>
+        </w:rPr>
+        <w:t>CTA: Home</w:t>
+      </w:r>
+    </w:p>
+    <w:p>
       <w:pPr>
         <w:spacing w:before="160" w:after="60"/>
       </w:pPr>
@@ -2991,6 +3304,17 @@
       </w:r>
     </w:p>
     <w:p>
+      <w:r>
+        <w:rPr>
+          <w:rFonts w:ascii="Calibri" w:hAnsi="Calibri"/>
+          <w:b/>
+          <w:color w:val="2D5474"/>
+          <w:sz w:val="20"/>
+        </w:rPr>
+        <w:t>CTA: Home</w:t>
+      </w:r>
+    </w:p>
+    <w:p>
       <w:pPr>
         <w:spacing w:before="160" w:after="60"/>
       </w:pPr>
@@ -3173,7 +3497,7 @@
         <w:pStyle w:val="ListBullet"/>
       </w:pPr>
       <w:r>
-        <w:t>Approve “The Planning Room” as the podcast/resource-series name.</w:t>
+        <w:t>Approve “Anchor Wealth Podcast” as the public podcast-series name.</w:t>
       </w:r>
     </w:p>
     <w:p>
@@ -3229,6 +3553,36 @@
       </w:r>
     </w:p>
     <w:p>
+      <w:r>
+        <w:rPr>
+          <w:rFonts w:ascii="Calibri" w:hAnsi="Calibri"/>
+          <w:b/>
+          <w:color w:val="2D5474"/>
+          <w:sz w:val="20"/>
+        </w:rPr>
+        <w:t>CTA: Home</w:t>
+      </w:r>
+    </w:p>
+    <w:p>
+      <w:r>
+        <w:t>Resources</w:t>
+      </w:r>
+    </w:p>
+    <w:p>
+      <w:pPr>
+        <w:spacing w:before="160" w:after="60"/>
+      </w:pPr>
+      <w:r>
+        <w:rPr>
+          <w:rFonts w:ascii="Calibri" w:hAnsi="Calibri"/>
+          <w:b/>
+          <w:color w:val="B18F4D"/>
+          <w:sz w:val="17"/>
+        </w:rPr>
+        <w:t>ANCHOR RESOURCES</w:t>
+      </w:r>
+    </w:p>
+    <w:p>
       <w:pPr>
         <w:keepNext/>
         <w:spacing w:before="200" w:after="160"/>
@@ -3243,12 +3597,41 @@
           <w:color w:val="0F2038"/>
           <w:sz w:val="32"/>
         </w:rPr>
-        <w:t>Decisions that do not fit in a silo.</w:t>
-      </w:r>
-    </w:p>
-    <w:p>
-      <w:r>
-        <w:t>For Houston executives, business owners, and families. Clear answers for moments when tax, investments, estate planning, and timing all touch the same decision.</w:t>
+        <w:t>Clear thinking for decisions that touch everything.</w:t>
+      </w:r>
+    </w:p>
+    <w:p>
+      <w:r>
+        <w:t>Built for Houston executives, business owners, and families. Browse articles, podcast conversations, and practical frameworks by the decision in front of you.</w:t>
+      </w:r>
+    </w:p>
+    <w:p>
+      <w:r>
+        <w:t>Articles</w:t>
+      </w:r>
+    </w:p>
+    <w:p>
+      <w:r>
+        <w:t>Podcasts</w:t>
+      </w:r>
+    </w:p>
+    <w:p>
+      <w:r>
+        <w:t>Frameworks</w:t>
+      </w:r>
+    </w:p>
+    <w:p>
+      <w:pPr>
+        <w:spacing w:before="160" w:after="60"/>
+      </w:pPr>
+      <w:r>
+        <w:rPr>
+          <w:rFonts w:ascii="Calibri" w:hAnsi="Calibri"/>
+          <w:b/>
+          <w:color w:val="B18F4D"/>
+          <w:sz w:val="17"/>
+        </w:rPr>
+        <w:t>START HERE</w:t>
       </w:r>
     </w:p>
     <w:p>
@@ -3256,12 +3639,12 @@
         <w:pStyle w:val="Heading2"/>
       </w:pPr>
       <w:r>
-        <w:t>Two ways into the conversation.</w:t>
-      </w:r>
-    </w:p>
-    <w:p>
-      <w:r>
-        <w:t>Read the decision brief or open the podcast. Both are designed to leave you with a clearer next question.</w:t>
+        <w:t>Choose how you want to think it through.</w:t>
+      </w:r>
+    </w:p>
+    <w:p>
+      <w:r>
+        <w:t>Read the six-minute brief or listen to a focused planning conversation. Both lead to a practical next question.</w:t>
       </w:r>
     </w:p>
     <w:p>
@@ -3303,11 +3686,16 @@
       </w:r>
     </w:p>
     <w:p>
+      <w:r>
+        <w:t>Podcast</w:t>
+      </w:r>
+    </w:p>
+    <w:p>
       <w:pPr>
         <w:pStyle w:val="Heading2"/>
       </w:pPr>
       <w:r>
-        <w:t>The Planning Room</w:t>
+        <w:t>Anchor Wealth Podcast</w:t>
       </w:r>
     </w:p>
     <w:p>
@@ -3316,16 +3704,101 @@
       </w:r>
     </w:p>
     <w:p>
+      <w:r>
+        <w:rPr>
+          <w:rFonts w:ascii="Calibri" w:hAnsi="Calibri"/>
+          <w:b/>
+          <w:color w:val="2D5474"/>
+          <w:sz w:val="20"/>
+        </w:rPr>
+        <w:t>CTA: Listen to the podcast</w:t>
+      </w:r>
+    </w:p>
+    <w:p>
+      <w:pPr>
+        <w:spacing w:before="160" w:after="60"/>
+      </w:pPr>
+      <w:r>
+        <w:rPr>
+          <w:rFonts w:ascii="Calibri" w:hAnsi="Calibri"/>
+          <w:b/>
+          <w:color w:val="B18F4D"/>
+          <w:sz w:val="17"/>
+        </w:rPr>
+        <w:t>RESOURCE DIRECTORY</w:t>
+      </w:r>
+    </w:p>
+    <w:p>
       <w:pPr>
         <w:pStyle w:val="Heading2"/>
       </w:pPr>
       <w:r>
-        <w:t>Find the pressure point first.</w:t>
-      </w:r>
-    </w:p>
-    <w:p>
-      <w:r>
-        <w:t>The directory is organized around the problem a reader is trying to solve, not the format of the content.</w:t>
+        <w:t>Start with the decision, not the format.</w:t>
+      </w:r>
+    </w:p>
+    <w:p>
+      <w:r>
+        <w:t>Articles, podcast episodes, and working frameworks live together here. Filter by the issue that needs attention now.</w:t>
+      </w:r>
+    </w:p>
+    <w:p>
+      <w:r>
+        <w:rPr>
+          <w:rFonts w:ascii="Calibri" w:hAnsi="Calibri"/>
+          <w:b/>
+          <w:color w:val="2D5474"/>
+          <w:sz w:val="20"/>
+        </w:rPr>
+        <w:t>CTA: All topics</w:t>
+      </w:r>
+    </w:p>
+    <w:p>
+      <w:r>
+        <w:rPr>
+          <w:rFonts w:ascii="Calibri" w:hAnsi="Calibri"/>
+          <w:b/>
+          <w:color w:val="2D5474"/>
+          <w:sz w:val="20"/>
+        </w:rPr>
+        <w:t>CTA: Equity and tax timing</w:t>
+      </w:r>
+    </w:p>
+    <w:p>
+      <w:r>
+        <w:rPr>
+          <w:rFonts w:ascii="Calibri" w:hAnsi="Calibri"/>
+          <w:b/>
+          <w:color w:val="2D5474"/>
+          <w:sz w:val="20"/>
+        </w:rPr>
+        <w:t>CTA: Business transition</w:t>
+      </w:r>
+    </w:p>
+    <w:p>
+      <w:r>
+        <w:rPr>
+          <w:rFonts w:ascii="Calibri" w:hAnsi="Calibri"/>
+          <w:b/>
+          <w:color w:val="2D5474"/>
+          <w:sz w:val="20"/>
+        </w:rPr>
+        <w:t>CTA: Family and legacy</w:t>
+      </w:r>
+    </w:p>
+    <w:p>
+      <w:r>
+        <w:rPr>
+          <w:rFonts w:ascii="Calibri" w:hAnsi="Calibri"/>
+          <w:b/>
+          <w:color w:val="2D5474"/>
+          <w:sz w:val="20"/>
+        </w:rPr>
+        <w:t>CTA: Advisor coordination</w:t>
+      </w:r>
+    </w:p>
+    <w:p>
+      <w:r>
+        <w:t>Article · 6 min</w:t>
       </w:r>
     </w:p>
     <w:p>
@@ -3342,10 +3815,43 @@
       </w:r>
     </w:p>
     <w:p>
+      <w:r>
+        <w:t>Read briefing</w:t>
+      </w:r>
+    </w:p>
+    <w:p>
+      <w:r>
+        <w:t>Podcast · Episode 01</w:t>
+      </w:r>
+    </w:p>
+    <w:p>
       <w:pPr>
         <w:pStyle w:val="Heading3"/>
       </w:pPr>
       <w:r>
+        <w:t>What coordinated planning looks like before year-end</w:t>
+      </w:r>
+    </w:p>
+    <w:p>
+      <w:r>
+        <w:t>Put every decision, owner, and deadline on one shared calendar before the year gets crowded.</w:t>
+      </w:r>
+    </w:p>
+    <w:p>
+      <w:r>
+        <w:t>Listen to the podcast</w:t>
+      </w:r>
+    </w:p>
+    <w:p>
+      <w:r>
+        <w:t>Framework · 5 min</w:t>
+      </w:r>
+    </w:p>
+    <w:p>
+      <w:pPr>
+        <w:pStyle w:val="Heading3"/>
+      </w:pPr>
+      <w:r>
         <w:t>What one living plan actually coordinates</w:t>
       </w:r>
     </w:p>
@@ -3355,6 +3861,16 @@
       </w:r>
     </w:p>
     <w:p>
+      <w:r>
+        <w:t>View framework</w:t>
+      </w:r>
+    </w:p>
+    <w:p>
+      <w:r>
+        <w:t>Checklist · 7 min</w:t>
+      </w:r>
+    </w:p>
+    <w:p>
       <w:pPr>
         <w:pStyle w:val="Heading3"/>
       </w:pPr>
@@ -3368,10 +3884,43 @@
       </w:r>
     </w:p>
     <w:p>
+      <w:r>
+        <w:t>Explore topic</w:t>
+      </w:r>
+    </w:p>
+    <w:p>
+      <w:r>
+        <w:t>Podcast · Preview</w:t>
+      </w:r>
+    </w:p>
+    <w:p>
       <w:pPr>
         <w:pStyle w:val="Heading3"/>
       </w:pPr>
       <w:r>
+        <w:t>Five questions to ask before responding to an offer</w:t>
+      </w:r>
+    </w:p>
+    <w:p>
+      <w:r>
+        <w:t>Separate valuation, taxes, family goals, and deal timing before momentum makes the choice.</w:t>
+      </w:r>
+    </w:p>
+    <w:p>
+      <w:r>
+        <w:t>Listen to the podcast</w:t>
+      </w:r>
+    </w:p>
+    <w:p>
+      <w:r>
+        <w:t>Family review · 5 min</w:t>
+      </w:r>
+    </w:p>
+    <w:p>
+      <w:pPr>
+        <w:pStyle w:val="Heading3"/>
+      </w:pPr>
+      <w:r>
         <w:t>Does the estate plan still match what the family owns?</w:t>
       </w:r>
     </w:p>
@@ -3381,16 +3930,63 @@
       </w:r>
     </w:p>
     <w:p>
+      <w:r>
+        <w:t>Explore topic</w:t>
+      </w:r>
+    </w:p>
+    <w:p>
+      <w:r>
+        <w:t>Podcast · Preview</w:t>
+      </w:r>
+    </w:p>
+    <w:p>
+      <w:pPr>
+        <w:pStyle w:val="Heading3"/>
+      </w:pPr>
+      <w:r>
+        <w:t>The decisions hiding inside an RSU vest</w:t>
+      </w:r>
+    </w:p>
+    <w:p>
+      <w:r>
+        <w:t>Withholding is only one part of the decision. Concentration and cash flow still need a plan.</w:t>
+      </w:r>
+    </w:p>
+    <w:p>
+      <w:r>
+        <w:t>Listen to the podcast</w:t>
+      </w:r>
+    </w:p>
+    <w:p>
+      <w:pPr>
+        <w:spacing w:before="160" w:after="60"/>
+      </w:pPr>
+      <w:r>
+        <w:rPr>
+          <w:rFonts w:ascii="Calibri" w:hAnsi="Calibri"/>
+          <w:b/>
+          <w:color w:val="B18F4D"/>
+          <w:sz w:val="17"/>
+        </w:rPr>
+        <w:t>THE PODCAST</w:t>
+      </w:r>
+    </w:p>
+    <w:p>
       <w:pPr>
         <w:pStyle w:val="Heading2"/>
       </w:pPr>
       <w:r>
-        <w:t>Conversations for the planning room.</w:t>
-      </w:r>
-    </w:p>
-    <w:p>
-      <w:r>
-        <w:t>Short, focused discussions with written notes for readers who prefer the key decisions in one place.</w:t>
+        <w:t>Listen to the Anchor Wealth Podcast.</w:t>
+      </w:r>
+    </w:p>
+    <w:p>
+      <w:r>
+        <w:t>Short, focused conversations. Every episode page includes written notes, a conversation map, and related reading.</w:t>
+      </w:r>
+    </w:p>
+    <w:p>
+      <w:r>
+        <w:t>Coordination series preview</w:t>
       </w:r>
     </w:p>
     <w:p>
@@ -3407,6 +4003,16 @@
       </w:r>
     </w:p>
     <w:p>
+      <w:r>
+        <w:t>Listen to the podcast</w:t>
+      </w:r>
+    </w:p>
+    <w:p>
+      <w:r>
+        <w:t>Business transition series preview</w:t>
+      </w:r>
+    </w:p>
+    <w:p>
       <w:pPr>
         <w:pStyle w:val="Heading3"/>
       </w:pPr>
@@ -3420,6 +4026,16 @@
       </w:r>
     </w:p>
     <w:p>
+      <w:r>
+        <w:t>Listen to the podcast</w:t>
+      </w:r>
+    </w:p>
+    <w:p>
+      <w:r>
+        <w:t>Equity compensation series preview</w:t>
+      </w:r>
+    </w:p>
+    <w:p>
       <w:pPr>
         <w:pStyle w:val="Heading3"/>
       </w:pPr>
@@ -3430,6 +4046,11 @@
     <w:p>
       <w:r>
         <w:t>Withholding is only one part of the decision. Concentration and cash flow still need a plan.</w:t>
+      </w:r>
+    </w:p>
+    <w:p>
+      <w:r>
+        <w:t>Listen to the podcast</w:t>
       </w:r>
     </w:p>
     <w:p>
@@ -3562,6 +4183,47 @@
       </w:r>
     </w:p>
     <w:p>
+      <w:r>
+        <w:rPr>
+          <w:rFonts w:ascii="Calibri" w:hAnsi="Calibri"/>
+          <w:b/>
+          <w:color w:val="2D5474"/>
+          <w:sz w:val="20"/>
+        </w:rPr>
+        <w:t>CTA: Home</w:t>
+      </w:r>
+    </w:p>
+    <w:p>
+      <w:r>
+        <w:rPr>
+          <w:rFonts w:ascii="Calibri" w:hAnsi="Calibri"/>
+          <w:b/>
+          <w:color w:val="2D5474"/>
+          <w:sz w:val="20"/>
+        </w:rPr>
+        <w:t>CTA: Resources</w:t>
+      </w:r>
+    </w:p>
+    <w:p>
+      <w:r>
+        <w:t>RSU vesting</w:t>
+      </w:r>
+    </w:p>
+    <w:p>
+      <w:pPr>
+        <w:spacing w:before="160" w:after="60"/>
+      </w:pPr>
+      <w:r>
+        <w:rPr>
+          <w:rFonts w:ascii="Calibri" w:hAnsi="Calibri"/>
+          <w:b/>
+          <w:color w:val="B18F4D"/>
+          <w:sz w:val="17"/>
+        </w:rPr>
+        <w:t>EQUITY COMPENSATION · DECISION BRIEFING</w:t>
+      </w:r>
+    </w:p>
+    <w:p>
       <w:pPr>
         <w:keepNext/>
         <w:spacing w:before="200" w:after="160"/>
@@ -3586,11 +4248,176 @@
     </w:p>
     <w:p>
       <w:r>
+        <w:t>Alex Miller, Anchor Wealth Planning</w:t>
+      </w:r>
+    </w:p>
+    <w:p>
+      <w:r>
+        <w:rPr>
+          <w:rFonts w:ascii="Calibri" w:hAnsi="Calibri"/>
+          <w:b/>
+          <w:color w:val="2D5474"/>
+          <w:sz w:val="20"/>
+        </w:rPr>
+        <w:t>CTA: Alex Miller</w:t>
+      </w:r>
+    </w:p>
+    <w:p>
+      <w:r>
+        <w:t>Published July 17, 2026 · Updated July 20, 2026 · 8 minute read</w:t>
+      </w:r>
+    </w:p>
+    <w:p>
+      <w:r>
+        <w:t>Your next step</w:t>
+      </w:r>
+    </w:p>
+    <w:p>
+      <w:pPr>
+        <w:pStyle w:val="Heading2"/>
+      </w:pPr>
+      <w:r>
+        <w:t>Bring the whole decision into one conversation.</w:t>
+      </w:r>
+    </w:p>
+    <w:p>
+      <w:r>
+        <w:t>See whether Anchor’s planning process fits the complexity and timing of your situation.</w:t>
+      </w:r>
+    </w:p>
+    <w:p>
+      <w:r>
+        <w:rPr>
+          <w:rFonts w:ascii="Calibri" w:hAnsi="Calibri"/>
+          <w:b/>
+          <w:color w:val="2D5474"/>
+          <w:sz w:val="20"/>
+        </w:rPr>
+        <w:t>CTA: Take the Fit Check</w:t>
+      </w:r>
+    </w:p>
+    <w:p>
+      <w:r>
         <w:t>On this page</w:t>
       </w:r>
     </w:p>
     <w:p>
       <w:r>
+        <w:rPr>
+          <w:rFonts w:ascii="Calibri" w:hAnsi="Calibri"/>
+          <w:b/>
+          <w:color w:val="2D5474"/>
+          <w:sz w:val="20"/>
+        </w:rPr>
+        <w:t>CTA: Short answer</w:t>
+      </w:r>
+    </w:p>
+    <w:p>
+      <w:r>
+        <w:rPr>
+          <w:rFonts w:ascii="Calibri" w:hAnsi="Calibri"/>
+          <w:b/>
+          <w:color w:val="2D5474"/>
+          <w:sz w:val="20"/>
+        </w:rPr>
+        <w:t>CTA: What happens at vest</w:t>
+      </w:r>
+    </w:p>
+    <w:p>
+      <w:r>
+        <w:rPr>
+          <w:rFonts w:ascii="Calibri" w:hAnsi="Calibri"/>
+          <w:b/>
+          <w:color w:val="2D5474"/>
+          <w:sz w:val="20"/>
+        </w:rPr>
+        <w:t>CTA: The withholding gap</w:t>
+      </w:r>
+    </w:p>
+    <w:p>
+      <w:r>
+        <w:rPr>
+          <w:rFonts w:ascii="Calibri" w:hAnsi="Calibri"/>
+          <w:b/>
+          <w:color w:val="2D5474"/>
+          <w:sz w:val="20"/>
+        </w:rPr>
+        <w:t>CTA: Trading windows</w:t>
+      </w:r>
+    </w:p>
+    <w:p>
+      <w:r>
+        <w:rPr>
+          <w:rFonts w:ascii="Calibri" w:hAnsi="Calibri"/>
+          <w:b/>
+          <w:color w:val="2D5474"/>
+          <w:sz w:val="20"/>
+        </w:rPr>
+        <w:t>CTA: Decision sequence</w:t>
+      </w:r>
+    </w:p>
+    <w:p>
+      <w:r>
+        <w:rPr>
+          <w:rFonts w:ascii="Calibri" w:hAnsi="Calibri"/>
+          <w:b/>
+          <w:color w:val="2D5474"/>
+          <w:sz w:val="20"/>
+        </w:rPr>
+        <w:t>CTA: Documents to gather</w:t>
+      </w:r>
+    </w:p>
+    <w:p>
+      <w:r>
+        <w:rPr>
+          <w:rFonts w:ascii="Calibri" w:hAnsi="Calibri"/>
+          <w:b/>
+          <w:color w:val="2D5474"/>
+          <w:sz w:val="20"/>
+        </w:rPr>
+        <w:t>CTA: Questions to answer</w:t>
+      </w:r>
+    </w:p>
+    <w:p>
+      <w:r>
+        <w:rPr>
+          <w:rFonts w:ascii="Calibri" w:hAnsi="Calibri"/>
+          <w:b/>
+          <w:color w:val="2D5474"/>
+          <w:sz w:val="20"/>
+        </w:rPr>
+        <w:t>CTA: RSU FAQ</w:t>
+      </w:r>
+    </w:p>
+    <w:p>
+      <w:r>
+        <w:rPr>
+          <w:rFonts w:ascii="Calibri" w:hAnsi="Calibri"/>
+          <w:b/>
+          <w:color w:val="2D5474"/>
+          <w:sz w:val="20"/>
+        </w:rPr>
+        <w:t>CTA: Sources</w:t>
+      </w:r>
+    </w:p>
+    <w:p>
+      <w:r>
+        <w:rPr>
+          <w:rFonts w:ascii="Calibri" w:hAnsi="Calibri"/>
+          <w:b/>
+          <w:color w:val="2D5474"/>
+          <w:sz w:val="20"/>
+        </w:rPr>
+        <w:t>CTA: Companion podcastAnchor Wealth Podcast · Episode notesListen to the podcast</w:t>
+      </w:r>
+    </w:p>
+    <w:p>
+      <w:r>
+        <w:t>The short answer</w:t>
+      </w:r>
+    </w:p>
+    <w:p>
+      <w:r>
         <w:t>RSUs generally create compensation income when the shares settle after vesting. Employer withholding may not equal the tax ultimately due, and a trading restriction can delay your ability to sell. The planning task is to estimate the tax, decide how much stock to retain, and identify the cash source before the vest date.</w:t>
       </w:r>
     </w:p>
@@ -3604,6 +4431,14 @@
         <w:pStyle w:val="Heading2"/>
       </w:pPr>
       <w:r>
+        <w:t>Four decisions arrive with one vest</w:t>
+      </w:r>
+    </w:p>
+    <w:p>
+      <w:pPr>
+        <w:pStyle w:val="Heading2"/>
+      </w:pPr>
+      <w:r>
         <w:t>What usually happens when RSUs vest?</w:t>
       </w:r>
     </w:p>
@@ -3703,6 +4538,59 @@
         <w:pStyle w:val="Heading2"/>
       </w:pPr>
       <w:r>
+        <w:t>What should you gather before the vest date?</w:t>
+      </w:r>
+    </w:p>
+    <w:p>
+      <w:r>
+        <w:t>The planning meeting moves faster when the advisor and CPA are working from the same source documents. Bring the items that control the transaction and the items that show its effect on the household.</w:t>
+      </w:r>
+    </w:p>
+    <w:p>
+      <w:pPr>
+        <w:pStyle w:val="ListBullet"/>
+      </w:pPr>
+      <w:r>
+        <w:t>Award agreement and current vesting scheduleThese control the grant conditions, settlement timing, and plan-specific mechanics.</w:t>
+      </w:r>
+    </w:p>
+    <w:p>
+      <w:pPr>
+        <w:pStyle w:val="ListBullet"/>
+      </w:pPr>
+      <w:r>
+        <w:t>Employer trading policyInclude blackout dates, preclearance requirements, and any Rule 10b5-1 plan already in place.</w:t>
+      </w:r>
+    </w:p>
+    <w:p>
+      <w:pPr>
+        <w:pStyle w:val="ListBullet"/>
+      </w:pPr>
+      <w:r>
+        <w:t>Recent pay statement and prior-year tax returnThese help the CPA place the vest inside total household income and withholding.</w:t>
+      </w:r>
+    </w:p>
+    <w:p>
+      <w:pPr>
+        <w:pStyle w:val="ListBullet"/>
+      </w:pPr>
+      <w:r>
+        <w:t>Current company-stock exposureCount vested shares, unvested awards, employee stock plans, and other holdings tied to the same employer or industry.</w:t>
+      </w:r>
+    </w:p>
+    <w:p>
+      <w:pPr>
+        <w:pStyle w:val="ListBullet"/>
+      </w:pPr>
+      <w:r>
+        <w:t>Near-term cash needs and planned usesName the tax reserve, major purchase, charitable gift, debt payment, or diversification goal before the shares settle.</w:t>
+      </w:r>
+    </w:p>
+    <w:p>
+      <w:pPr>
+        <w:pStyle w:val="Heading2"/>
+      </w:pPr>
+      <w:r>
         <w:t>Questions worth answering early</w:t>
       </w:r>
     </w:p>
@@ -3750,6 +4638,66 @@
         <w:pStyle w:val="Heading2"/>
       </w:pPr>
       <w:r>
+        <w:t>Common RSU tax-planning questions</w:t>
+      </w:r>
+    </w:p>
+    <w:p>
+      <w:pPr>
+        <w:pStyle w:val="Heading3"/>
+      </w:pPr>
+      <w:r>
+        <w:t>Are RSUs taxed twice?</w:t>
+      </w:r>
+    </w:p>
+    <w:p>
+      <w:r>
+        <w:t>Generally, no. RSUs typically create ordinary compensation income when the shares settle. That amount generally becomes the tax basis in the shares. If the shares are later sold for more or less than that basis, the difference can create a separate capital gain or loss. Accurate basis records matter because an incorrect brokerage record can make the same value appear taxable twice on a return.</w:t>
+      </w:r>
+    </w:p>
+    <w:p>
+      <w:pPr>
+        <w:pStyle w:val="Heading3"/>
+      </w:pPr>
+      <w:r>
+        <w:t>Does RSU withholding cover the final tax bill?</w:t>
+      </w:r>
+    </w:p>
+    <w:p>
+      <w:r>
+        <w:t>Not necessarily. Withholding is a prepayment. The IRS permits a 22 percent flat withholding method for certain separately identified supplemental wages up to $1 million in 2026, while amounts above that threshold are generally subject to a 37 percent rate. The household’s final liability can still differ because it reflects total income, filing status, deductions, other taxes, and payments already made.</w:t>
+      </w:r>
+    </w:p>
+    <w:p>
+      <w:pPr>
+        <w:pStyle w:val="Heading3"/>
+      </w:pPr>
+      <w:r>
+        <w:t>Can an executive sell the shares immediately after vesting?</w:t>
+      </w:r>
+    </w:p>
+    <w:p>
+      <w:r>
+        <w:t>It depends on the award terms and employer policy. Settlement may occur after the vest date, and company trading windows, blackout periods, preclearance requirements, or material nonpublic information can restrict a discretionary sale. The employer’s legal or compliance team controls those rules.</w:t>
+      </w:r>
+    </w:p>
+    <w:p>
+      <w:pPr>
+        <w:pStyle w:val="Heading3"/>
+      </w:pPr>
+      <w:r>
+        <w:t>What is the first planning decision?</w:t>
+      </w:r>
+    </w:p>
+    <w:p>
+      <w:r>
+        <w:t>Start by mapping the dates and estimating the tax. Once the household knows when income is expected, what may be withheld, and when a sale may be available, it can set a retention rule and assign any proceeds to a specific purpose.</w:t>
+      </w:r>
+    </w:p>
+    <w:p>
+      <w:pPr>
+        <w:pStyle w:val="Heading2"/>
+      </w:pPr>
+      <w:r>
         <w:t>Primary sources and further reading</w:t>
       </w:r>
     </w:p>
@@ -3762,6 +4710,17 @@
       </w:r>
     </w:p>
     <w:p>
+      <w:r>
+        <w:rPr>
+          <w:rFonts w:ascii="Calibri" w:hAnsi="Calibri"/>
+          <w:b/>
+          <w:color w:val="2D5474"/>
+          <w:sz w:val="20"/>
+        </w:rPr>
+        <w:t>CTA: IRS Publication 525, Taxable and Nontaxable Income</w:t>
+      </w:r>
+    </w:p>
+    <w:p>
       <w:pPr>
         <w:pStyle w:val="ListBullet"/>
       </w:pPr>
@@ -3770,6 +4729,17 @@
       </w:r>
     </w:p>
     <w:p>
+      <w:r>
+        <w:rPr>
+          <w:rFonts w:ascii="Calibri" w:hAnsi="Calibri"/>
+          <w:b/>
+          <w:color w:val="2D5474"/>
+          <w:sz w:val="20"/>
+        </w:rPr>
+        <w:t>CTA: IRS Publication 15, Employer’s Tax Guide</w:t>
+      </w:r>
+    </w:p>
+    <w:p>
       <w:pPr>
         <w:pStyle w:val="ListBullet"/>
       </w:pPr>
@@ -3779,7 +4749,70 @@
     </w:p>
     <w:p>
       <w:r>
+        <w:rPr>
+          <w:rFonts w:ascii="Calibri" w:hAnsi="Calibri"/>
+          <w:b/>
+          <w:color w:val="2D5474"/>
+          <w:sz w:val="20"/>
+        </w:rPr>
+        <w:t>CTA: IRS Publication 15-T, Federal Income Tax Withholding Methods</w:t>
+      </w:r>
+    </w:p>
+    <w:p>
+      <w:pPr>
+        <w:pStyle w:val="ListBullet"/>
+      </w:pPr>
+      <w:r>
+        <w:t>SEC guide to Rule 10b5-1 insider trading arrangements, including the conditions and cooling-off periods that apply to qualifying trading plans.</w:t>
+      </w:r>
+    </w:p>
+    <w:p>
+      <w:r>
+        <w:rPr>
+          <w:rFonts w:ascii="Calibri" w:hAnsi="Calibri"/>
+          <w:b/>
+          <w:color w:val="2D5474"/>
+          <w:sz w:val="20"/>
+        </w:rPr>
+        <w:t>CTA: SEC guide to Rule 10b5-1 insider trading arrangements</w:t>
+      </w:r>
+    </w:p>
+    <w:p>
+      <w:r>
         <w:t>This material is for educational purposes only and is not individualized tax, legal, or investment advice. Equity plan terms and individual facts vary. Coordinate decisions with the appropriate qualified professionals before acting.</w:t>
+      </w:r>
+    </w:p>
+    <w:p>
+      <w:r>
+        <w:rPr>
+          <w:rFonts w:ascii="Calibri" w:hAnsi="Calibri"/>
+          <w:b/>
+          <w:color w:val="2D5474"/>
+          <w:sz w:val="20"/>
+        </w:rPr>
+        <w:t>CTA: Planning for oil and gas executives</w:t>
+      </w:r>
+    </w:p>
+    <w:p>
+      <w:r>
+        <w:rPr>
+          <w:rFonts w:ascii="Calibri" w:hAnsi="Calibri"/>
+          <w:b/>
+          <w:color w:val="2D5474"/>
+          <w:sz w:val="20"/>
+        </w:rPr>
+        <w:t>CTA: How Anchor coordinates the work</w:t>
+      </w:r>
+    </w:p>
+    <w:p>
+      <w:r>
+        <w:rPr>
+          <w:rFonts w:ascii="Calibri" w:hAnsi="Calibri"/>
+          <w:b/>
+          <w:color w:val="2D5474"/>
+          <w:sz w:val="20"/>
+        </w:rPr>
+        <w:t>CTA: More decision briefings</w:t>
       </w:r>
     </w:p>
     <w:p>
@@ -3856,7 +4889,7 @@
         <w:pStyle w:val="ListBullet"/>
       </w:pPr>
       <w:r>
-        <w:t>Confirm Alex as host and approve “The Planning Room” title.</w:t>
+        <w:t>Confirm Alex as host and approve “Anchor Wealth Podcast” as the series title.</w:t>
       </w:r>
     </w:p>
     <w:p>
@@ -3872,7 +4905,7 @@
         <w:pStyle w:val="ListBullet"/>
       </w:pPr>
       <w:r>
-        <w:t>Approve the four-part conversation map and written briefing.</w:t>
+        <w:t>Approve the four-part conversation map, episode notes, and transcript structure.</w:t>
       </w:r>
     </w:p>
     <w:p>
@@ -3904,6 +4937,38 @@
       </w:r>
     </w:p>
     <w:p>
+      <w:r>
+        <w:rPr>
+          <w:rFonts w:ascii="Calibri" w:hAnsi="Calibri"/>
+          <w:b/>
+          <w:color w:val="2D5474"/>
+          <w:sz w:val="20"/>
+        </w:rPr>
+        <w:t>CTA: Home</w:t>
+      </w:r>
+    </w:p>
+    <w:p>
+      <w:r>
+        <w:rPr>
+          <w:rFonts w:ascii="Calibri" w:hAnsi="Calibri"/>
+          <w:b/>
+          <w:color w:val="2D5474"/>
+          <w:sz w:val="20"/>
+        </w:rPr>
+        <w:t>CTA: Resources</w:t>
+      </w:r>
+    </w:p>
+    <w:p>
+      <w:r>
+        <w:t>Anchor Wealth Podcast</w:t>
+      </w:r>
+    </w:p>
+    <w:p>
+      <w:r>
+        <w:t>Anchor Wealth Planning</w:t>
+      </w:r>
+    </w:p>
+    <w:p>
       <w:pPr>
         <w:keepNext/>
         <w:spacing w:before="200" w:after="160"/>
@@ -3928,13 +4993,28 @@
     </w:p>
     <w:p>
       <w:r>
+        <w:t>Podcast preview</w:t>
+      </w:r>
+    </w:p>
+    <w:p>
+      <w:r>
+        <w:t>Hosted by Alex Miller</w:t>
+      </w:r>
+    </w:p>
+    <w:p>
+      <w:r>
+        <w:t>Episode transcript included</w:t>
+      </w:r>
+    </w:p>
+    <w:p>
+      <w:r>
         <w:rPr>
           <w:rFonts w:ascii="Calibri" w:hAnsi="Calibri"/>
           <w:b/>
           <w:color w:val="2D5474"/>
           <w:sz w:val="20"/>
         </w:rPr>
-        <w:t>CTA: Read the episode notes</w:t>
+        <w:t>CTA: Listen to the podcast</w:t>
       </w:r>
     </w:p>
     <w:p>
@@ -3958,7 +5038,67 @@
     </w:p>
     <w:p>
       <w:r>
-        <w:t>Most complex planning problems do not begin with a lack of advice. They begin when good advice arrives from different professionals on different timelines. The planning room exists to put the decision, the owner, and the deadline in one place.</w:t>
+        <w:t>Most complex planning problems do not begin with a lack of advice. They begin when good advice arrives from different professionals on different timelines. The podcast puts the decision, the owner, and the deadline in one place.</w:t>
+      </w:r>
+    </w:p>
+    <w:p>
+      <w:r>
+        <w:t>01</w:t>
+      </w:r>
+    </w:p>
+    <w:p>
+      <w:r>
+        <w:t>Start with the decisions, not the meetings</w:t>
+      </w:r>
+    </w:p>
+    <w:p>
+      <w:r>
+        <w:t>List the elections, tax payments, transactions, and family decisions that have a real deadline.</w:t>
+      </w:r>
+    </w:p>
+    <w:p>
+      <w:r>
+        <w:t>02</w:t>
+      </w:r>
+    </w:p>
+    <w:p>
+      <w:r>
+        <w:t>Give every decision one owner</w:t>
+      </w:r>
+    </w:p>
+    <w:p>
+      <w:r>
+        <w:t>The lead professional does not need to do every task, but someone must own the next step.</w:t>
+      </w:r>
+    </w:p>
+    <w:p>
+      <w:r>
+        <w:t>03</w:t>
+      </w:r>
+    </w:p>
+    <w:p>
+      <w:r>
+        <w:t>Move information before the deadline</w:t>
+      </w:r>
+    </w:p>
+    <w:p>
+      <w:r>
+        <w:t>The CPA, attorney, and advisor need the same assumptions before each recommendation is final.</w:t>
+      </w:r>
+    </w:p>
+    <w:p>
+      <w:r>
+        <w:t>04</w:t>
+      </w:r>
+    </w:p>
+    <w:p>
+      <w:r>
+        <w:t>Update the plan after the decision</w:t>
+      </w:r>
+    </w:p>
+    <w:p>
+      <w:r>
+        <w:t>A vest, business offer, trust change, or liquidity event should change the living plan, not disappear into a file.</w:t>
       </w:r>
     </w:p>
     <w:p>
@@ -4006,7 +5146,12 @@
         <w:pStyle w:val="Heading2"/>
       </w:pPr>
       <w:r>
-        <w:t>Read the episode briefing</w:t>
+        <w:t>Episode transcript</w:t>
+      </w:r>
+    </w:p>
+    <w:p>
+      <w:r>
+        <w:t>Read the transcript</w:t>
       </w:r>
     </w:p>
     <w:p>
@@ -4022,6 +5167,39 @@
     <w:p>
       <w:r>
         <w:t>The calendar also makes the follow-through visible. Once a decision is made, the investment policy, cash plan, estate documents, and professional assumptions should be updated so the next conversation begins with the same facts.</w:t>
+      </w:r>
+    </w:p>
+    <w:p>
+      <w:r>
+        <w:rPr>
+          <w:rFonts w:ascii="Calibri" w:hAnsi="Calibri"/>
+          <w:b/>
+          <w:color w:val="2D5474"/>
+          <w:sz w:val="20"/>
+        </w:rPr>
+        <w:t>CTA: Read the RSU tax-timing briefing</w:t>
+      </w:r>
+    </w:p>
+    <w:p>
+      <w:r>
+        <w:rPr>
+          <w:rFonts w:ascii="Calibri" w:hAnsi="Calibri"/>
+          <w:b/>
+          <w:color w:val="2D5474"/>
+          <w:sz w:val="20"/>
+        </w:rPr>
+        <w:t>CTA: How Anchor works</w:t>
+      </w:r>
+    </w:p>
+    <w:p>
+      <w:r>
+        <w:rPr>
+          <w:rFonts w:ascii="Calibri" w:hAnsi="Calibri"/>
+          <w:b/>
+          <w:color w:val="2D5474"/>
+          <w:sz w:val="20"/>
+        </w:rPr>
+        <w:t>CTA: Browse all resources</w:t>
       </w:r>
     </w:p>
     <w:sectPr>

--- a/projects/awp/copy/Anchor_Wealth_Planning_Current_Copy_Review.docx
+++ b/projects/awp/copy/Anchor_Wealth_Planning_Current_Copy_Review.docx
@@ -3686,8 +3686,17 @@
       </w:r>
     </w:p>
     <w:p>
-      <w:r>
-        <w:t>Podcast</w:t>
+      <w:pPr>
+        <w:spacing w:before="160" w:after="60"/>
+      </w:pPr>
+      <w:r>
+        <w:rPr>
+          <w:rFonts w:ascii="Calibri" w:hAnsi="Calibri"/>
+          <w:b/>
+          <w:color w:val="B18F4D"/>
+          <w:sz w:val="17"/>
+        </w:rPr>
+        <w:t>HOSTED BY ALEX MILLER</w:t>
       </w:r>
     </w:p>
     <w:p>
@@ -3700,7 +3709,41 @@
     </w:p>
     <w:p>
       <w:r>
-        <w:t>Direct conversations about the financial decisions that require your advisor, CPA, and attorney to work from the same plan.</w:t>
+        <w:t>Hear how Alex thinks through decisions that cross investments, taxes, estate planning, and business ownership.</w:t>
+      </w:r>
+    </w:p>
+    <w:p>
+      <w:r>
+        <w:t>Latest conversations</w:t>
+      </w:r>
+    </w:p>
+    <w:p>
+      <w:pPr>
+        <w:pStyle w:val="ListBullet"/>
+      </w:pPr>
+      <w:r>
+        <w:t>Episode 01 · Coordination What coordinated planning looks like before year-end Listen</w:t>
+      </w:r>
+    </w:p>
+    <w:p>
+      <w:pPr>
+        <w:pStyle w:val="ListBullet"/>
+      </w:pPr>
+      <w:r>
+        <w:t>Preview · Business transition Five questions to ask before responding to an offer Listen</w:t>
+      </w:r>
+    </w:p>
+    <w:p>
+      <w:pPr>
+        <w:pStyle w:val="ListBullet"/>
+      </w:pPr>
+      <w:r>
+        <w:t>Preview · Equity compensation The decisions hiding inside an RSU vest Listen</w:t>
+      </w:r>
+    </w:p>
+    <w:p>
+      <w:r>
+        <w:t>Does this sound like your situation? Take the four-question Fit Check. If there is a fit, the next step is a conversation with Alex.</w:t>
       </w:r>
     </w:p>
     <w:p>
@@ -3711,7 +3754,7 @@
           <w:color w:val="2D5474"/>
           <w:sz w:val="20"/>
         </w:rPr>
-        <w:t>CTA: Listen to the podcast</w:t>
+        <w:t>CTA: Take the Fit Check →</w:t>
       </w:r>
     </w:p>
     <w:p>
@@ -3937,102 +3980,6 @@
     <w:p>
       <w:r>
         <w:t>Podcast · Preview</w:t>
-      </w:r>
-    </w:p>
-    <w:p>
-      <w:pPr>
-        <w:pStyle w:val="Heading3"/>
-      </w:pPr>
-      <w:r>
-        <w:t>The decisions hiding inside an RSU vest</w:t>
-      </w:r>
-    </w:p>
-    <w:p>
-      <w:r>
-        <w:t>Withholding is only one part of the decision. Concentration and cash flow still need a plan.</w:t>
-      </w:r>
-    </w:p>
-    <w:p>
-      <w:r>
-        <w:t>Listen to the podcast</w:t>
-      </w:r>
-    </w:p>
-    <w:p>
-      <w:pPr>
-        <w:spacing w:before="160" w:after="60"/>
-      </w:pPr>
-      <w:r>
-        <w:rPr>
-          <w:rFonts w:ascii="Calibri" w:hAnsi="Calibri"/>
-          <w:b/>
-          <w:color w:val="B18F4D"/>
-          <w:sz w:val="17"/>
-        </w:rPr>
-        <w:t>THE PODCAST</w:t>
-      </w:r>
-    </w:p>
-    <w:p>
-      <w:pPr>
-        <w:pStyle w:val="Heading2"/>
-      </w:pPr>
-      <w:r>
-        <w:t>Listen to the Anchor Wealth Podcast.</w:t>
-      </w:r>
-    </w:p>
-    <w:p>
-      <w:r>
-        <w:t>Short, focused conversations. Every episode page includes written notes, a conversation map, and related reading.</w:t>
-      </w:r>
-    </w:p>
-    <w:p>
-      <w:r>
-        <w:t>Coordination series preview</w:t>
-      </w:r>
-    </w:p>
-    <w:p>
-      <w:pPr>
-        <w:pStyle w:val="Heading3"/>
-      </w:pPr>
-      <w:r>
-        <w:t>What coordinated planning looks like before year-end</w:t>
-      </w:r>
-    </w:p>
-    <w:p>
-      <w:r>
-        <w:t>Assign the decision, the owner, and the deadline before the calendar gets crowded.</w:t>
-      </w:r>
-    </w:p>
-    <w:p>
-      <w:r>
-        <w:t>Listen to the podcast</w:t>
-      </w:r>
-    </w:p>
-    <w:p>
-      <w:r>
-        <w:t>Business transition series preview</w:t>
-      </w:r>
-    </w:p>
-    <w:p>
-      <w:pPr>
-        <w:pStyle w:val="Heading3"/>
-      </w:pPr>
-      <w:r>
-        <w:t>Five questions to ask before responding to an offer</w:t>
-      </w:r>
-    </w:p>
-    <w:p>
-      <w:r>
-        <w:t>Separate valuation, taxes, family goals, and deal timing before momentum makes the choice.</w:t>
-      </w:r>
-    </w:p>
-    <w:p>
-      <w:r>
-        <w:t>Listen to the podcast</w:t>
-      </w:r>
-    </w:p>
-    <w:p>
-      <w:r>
-        <w:t>Equity compensation series preview</w:t>
       </w:r>
     </w:p>
     <w:p>

--- a/projects/awp/copy/Anchor_Wealth_Planning_Current_Copy_Review.docx
+++ b/projects/awp/copy/Anchor_Wealth_Planning_Current_Copy_Review.docx
@@ -224,7 +224,7 @@
         <w:pStyle w:val="ListBullet"/>
       </w:pPr>
       <w:r>
-        <w:t>Confirm the preferred firm description: Houston-based fiduciary wealth management for oil and gas executives, business owners, and high-net-worth families.</w:t>
+        <w:t>Confirm the preferred firm description: Houston-based fiduciary wealth management for high-net-worth families, oil and gas executives, and business owners.</w:t>
       </w:r>
     </w:p>
     <w:p>
@@ -267,7 +267,7 @@
     </w:p>
     <w:p>
       <w:r>
-        <w:t>Firm description: Houston-based fiduciary wealth management for oil &amp; gas executives, business owners, and high-net-worth families.</w:t>
+        <w:t>Firm description: Houston-based fiduciary wealth management for high-net-worth families, oil &amp; gas executives, and business owners.</w:t>
       </w:r>
     </w:p>
     <w:p>
@@ -472,6 +472,22 @@
           <w:color w:val="0F2038"/>
           <w:sz w:val="22"/>
         </w:rPr>
+        <w:t>Families: Your wealth grew. Did your plan keep up?</w:t>
+      </w:r>
+    </w:p>
+    <w:p>
+      <w:r>
+        <w:t>Trust funding, beneficiary reviews, multi-generational coordination. Anchor keeps your CPA, attorney, and advisor reading from the same page — so your estate matches your actual net worth.</w:t>
+      </w:r>
+    </w:p>
+    <w:p>
+      <w:r>
+        <w:rPr>
+          <w:rFonts w:ascii="Calibri" w:hAnsi="Calibri"/>
+          <w:b/>
+          <w:color w:val="0F2038"/>
+          <w:sz w:val="22"/>
+        </w:rPr>
         <w:t>Oil &amp; Gas: When your equity vests, who sees the whole picture?</w:t>
       </w:r>
     </w:p>
@@ -498,22 +514,6 @@
     </w:p>
     <w:p>
       <w:r>
-        <w:rPr>
-          <w:rFonts w:ascii="Calibri" w:hAnsi="Calibri"/>
-          <w:b/>
-          <w:color w:val="0F2038"/>
-          <w:sz w:val="22"/>
-        </w:rPr>
-        <w:t>Families: Your wealth grew. Did your plan keep up?</w:t>
-      </w:r>
-    </w:p>
-    <w:p>
-      <w:r>
-        <w:t>Trust funding, beneficiary reviews, multi-generational coordination. Anchor keeps your CPA, attorney, and advisor reading from the same page — so your estate matches your actual net worth.</w:t>
-      </w:r>
-    </w:p>
-    <w:p>
-      <w:r>
         <w:t>CTA: Schedule a 30-Minute Conversation</w:t>
       </w:r>
     </w:p>
@@ -524,7 +524,7 @@
     </w:p>
     <w:p>
       <w:r>
-        <w:t>Proof labels: [Credential 01] · [Credential 02] · [XX]+ yrs · Houston-based</w:t>
+        <w:t>Proof labels: APMA® · CRPC® · 19 years · Houston-based (client supplied; compliance review pending)</w:t>
       </w:r>
     </w:p>
     <w:p>
@@ -576,7 +576,7 @@
     </w:p>
     <w:p>
       <w:r>
-        <w:t>"We have a trust that was set up years ago. I'm honestly not sure if it's even funded correctly, or if it still matches what we actually own."</w:t>
+        <w:t>"We want to leave a legacy and protect our family when we pass. We are just not sure this has been done properly, and we want a second opinion."</w:t>
       </w:r>
     </w:p>
     <w:p>
@@ -664,12 +664,12 @@
         <w:pStyle w:val="Heading3"/>
       </w:pPr>
       <w:r>
-        <w:t>[XX]+ years in the industry</w:t>
-      </w:r>
-    </w:p>
-    <w:p>
-      <w:r>
-        <w:t>Experience across institutional wealth management and independent advice.</w:t>
+        <w:t>19 years in the industry</w:t>
+      </w:r>
+    </w:p>
+    <w:p>
+      <w:r>
+        <w:t>Experience across financial planning, wealth management, and independent advice.</w:t>
       </w:r>
     </w:p>
     <w:p>
@@ -680,7 +680,7 @@
           <w:color w:val="425B72"/>
           <w:sz w:val="19"/>
         </w:rPr>
-        <w:t>Needs verification</w:t>
+        <w:t>Client supplied</w:t>
       </w:r>
     </w:p>
     <w:p>
@@ -688,12 +688,12 @@
         <w:pStyle w:val="Heading3"/>
       </w:pPr>
       <w:r>
-        <w:t>[Credential 01]</w:t>
-      </w:r>
-    </w:p>
-    <w:p>
-      <w:r>
-        <w:t>Approved professional designation and issuing organization go here.</w:t>
+        <w:t>APMA®</w:t>
+      </w:r>
+    </w:p>
+    <w:p>
+      <w:r>
+        <w:t>Accredited Portfolio Management Advisor, College for Financial Planning.</w:t>
       </w:r>
     </w:p>
     <w:p>
@@ -704,7 +704,7 @@
           <w:color w:val="425B72"/>
           <w:sz w:val="19"/>
         </w:rPr>
-        <w:t>Needs verification</w:t>
+        <w:t>Client supplied</w:t>
       </w:r>
     </w:p>
     <w:p>
@@ -712,12 +712,12 @@
         <w:pStyle w:val="Heading3"/>
       </w:pPr>
       <w:r>
-        <w:t>[Credential 02]</w:t>
-      </w:r>
-    </w:p>
-    <w:p>
-      <w:r>
-        <w:t>Approved license, certification, or specialist training goes here.</w:t>
+        <w:t>CRPC®</w:t>
+      </w:r>
+    </w:p>
+    <w:p>
+      <w:r>
+        <w:t>Chartered Retirement Planning Counselor, College for Financial Planning.</w:t>
       </w:r>
     </w:p>
     <w:p>
@@ -728,31 +728,7 @@
           <w:color w:val="425B72"/>
           <w:sz w:val="19"/>
         </w:rPr>
-        <w:t>Needs verification</w:t>
-      </w:r>
-    </w:p>
-    <w:p>
-      <w:pPr>
-        <w:pStyle w:val="Heading3"/>
-      </w:pPr>
-      <w:r>
-        <w:t>[Accolade 01]</w:t>
-      </w:r>
-    </w:p>
-    <w:p>
-      <w:r>
-        <w:t>Approved recognition, year, source, and selection criteria go here.</w:t>
-      </w:r>
-    </w:p>
-    <w:p>
-      <w:r>
-        <w:rPr>
-          <w:rFonts w:ascii="Calibri" w:hAnsi="Calibri"/>
-          <w:i/>
-          <w:color w:val="425B72"/>
-          <w:sz w:val="19"/>
-        </w:rPr>
-        <w:t>Needs verification</w:t>
+        <w:t>Client supplied</w:t>
       </w:r>
     </w:p>
     <w:p>
@@ -774,7 +750,7 @@
         <w:pStyle w:val="Heading2"/>
       </w:pPr>
       <w:r>
-        <w:t>One advisor who sees the whole picture.</w:t>
+        <w:t>A dedicated advisor who sees the whole picture.</w:t>
       </w:r>
     </w:p>
     <w:p>
@@ -819,19 +795,6 @@
     <w:p>
       <w:r>
         <w:t>Equity compensation, concentrated wealth, estate questions, and business transitions belong in one living plan.</w:t>
-      </w:r>
-    </w:p>
-    <w:p>
-      <w:pPr>
-        <w:pStyle w:val="Heading3"/>
-      </w:pPr>
-      <w:r>
-        <w:t>Houston fluency</w:t>
-      </w:r>
-    </w:p>
-    <w:p>
-      <w:r>
-        <w:t>Energy compensation, commodity cycles, and closely held businesses are part of the planning context—not an afterthought.</w:t>
       </w:r>
     </w:p>
     <w:p>
@@ -953,12 +916,12 @@
     </w:p>
     <w:p>
       <w:r>
-        <w:t>If you don't see yourself below, we may not be the right fit — and we'll tell you that honestly.</w:t>
-      </w:r>
-    </w:p>
-    <w:p>
-      <w:r>
-        <w:t>01 · Houston energy</w:t>
+        <w:t>If you do not see your situation below, let’s have a quick introduction and find out. We are happy to offer an honest opinion about whether we are the right fit for each other.</w:t>
+      </w:r>
+    </w:p>
+    <w:p>
+      <w:r>
+        <w:t>01 · Across generations</w:t>
       </w:r>
     </w:p>
     <w:p>
@@ -966,12 +929,35 @@
         <w:pStyle w:val="Heading3"/>
       </w:pPr>
       <w:r>
+        <w:t>High-Net-Worth Families</w:t>
+      </w:r>
+    </w:p>
+    <w:p>
+      <w:r>
+        <w:t>Trust funding, current beneficiaries, and a plan the next generation can understand. Your wealth has outgrown the plan built for it.</w:t>
+      </w:r>
+    </w:p>
+    <w:p>
+      <w:r>
+        <w:t>See how we work with you →</w:t>
+      </w:r>
+    </w:p>
+    <w:p>
+      <w:r>
+        <w:t>02 · Houston energy</w:t>
+      </w:r>
+    </w:p>
+    <w:p>
+      <w:pPr>
+        <w:pStyle w:val="Heading3"/>
+      </w:pPr>
+      <w:r>
         <w:t>Oil &amp; Gas Executives</w:t>
       </w:r>
     </w:p>
     <w:p>
       <w:r>
-        <w:t>RSUs, NQDC elections, blackout periods, and commodity-cycle exposure. You're paid in stock and options the way the industry pays its leaders.</w:t>
+        <w:t>RSUs, NQDC elections, blackout periods, and commodity-cycle exposure. You are paid in stock and options the way the industry pays its leaders.</w:t>
       </w:r>
     </w:p>
     <w:p>
@@ -981,7 +967,7 @@
     </w:p>
     <w:p>
       <w:r>
-        <w:t>02 · Closely held</w:t>
+        <w:t>03 · Closely held</w:t>
       </w:r>
     </w:p>
     <w:p>
@@ -995,29 +981,6 @@
     <w:p>
       <w:r>
         <w:t>Exit readiness, entity structure, and the line between business value and personal wealth. The exit conversation starts years before the LOI.</w:t>
-      </w:r>
-    </w:p>
-    <w:p>
-      <w:r>
-        <w:t>See how we work with you →</w:t>
-      </w:r>
-    </w:p>
-    <w:p>
-      <w:r>
-        <w:t>03 · Across generations</w:t>
-      </w:r>
-    </w:p>
-    <w:p>
-      <w:pPr>
-        <w:pStyle w:val="Heading3"/>
-      </w:pPr>
-      <w:r>
-        <w:t>High-Net-Worth Families</w:t>
-      </w:r>
-    </w:p>
-    <w:p>
-      <w:r>
-        <w:t>Trust funding, current beneficiaries, and a plan the next generation can understand. Your wealth has outgrown the plan built for it.</w:t>
       </w:r>
     </w:p>
     <w:p>
@@ -1068,7 +1031,7 @@
         <w:pStyle w:val="ListBullet"/>
       </w:pPr>
       <w:r>
-        <w:t>Oil and gas executive with equity compensation</w:t>
+        <w:t>High-net-worth family with estate and legacy complexity</w:t>
       </w:r>
     </w:p>
     <w:p>
@@ -1076,23 +1039,15 @@
         <w:pStyle w:val="ListBullet"/>
       </w:pPr>
       <w:r>
+        <w:t>Executive with equity compensation</w:t>
+      </w:r>
+    </w:p>
+    <w:p>
+      <w:pPr>
+        <w:pStyle w:val="ListBullet"/>
+      </w:pPr>
+      <w:r>
         <w:t>Business owner considering a transition</w:t>
-      </w:r>
-    </w:p>
-    <w:p>
-      <w:pPr>
-        <w:pStyle w:val="ListBullet"/>
-      </w:pPr>
-      <w:r>
-        <w:t>Coordinating wealth across several professionals</w:t>
-      </w:r>
-    </w:p>
-    <w:p>
-      <w:pPr>
-        <w:pStyle w:val="ListBullet"/>
-      </w:pPr>
-      <w:r>
-        <w:t>Something else</w:t>
       </w:r>
     </w:p>
     <w:p>
@@ -1579,7 +1534,7 @@
     </w:p>
     <w:p>
       <w:r>
-        <w:t>Alex's approved background and prior-firm history will be added after client and compliance verification. Anchor was founded to coordinate the work that siloed advice leaves to the client.</w:t>
+        <w:t>At Anchor, financial advice is personal, approachable, and centered on what matters most: you and your family.</w:t>
       </w:r>
     </w:p>
     <w:p>
@@ -1606,17 +1561,17 @@
         <w:pStyle w:val="Heading3"/>
       </w:pPr>
       <w:r>
-        <w:t>One advisor accountable for the space between decisions.</w:t>
-      </w:r>
-    </w:p>
-    <w:p>
-      <w:r>
-        <w:t>Anchor brings investment, tax, estate, and business planning into one working view. The goal is clear ownership: the right professional, the right context, and the right next step.</w:t>
-      </w:r>
-    </w:p>
-    <w:p>
-      <w:r>
-        <w:t>Alex's approved biography, credentials, prior-firm history, and founding story will publish after client and compliance verification.</w:t>
+        <w:t>Financial Advisor and Managing Partner.</w:t>
+      </w:r>
+    </w:p>
+    <w:p>
+      <w:r>
+        <w:t>Alex Miller brings 19 years of experience helping individuals and families pursue their financial goals through comprehensive planning and investment management.</w:t>
+      </w:r>
+    </w:p>
+    <w:p>
+      <w:r>
+        <w:t>His work emphasizes family legacy, estate and wealth planning, and retirement strategies, with a focus on enduring relationships and coordinated decisions.</w:t>
       </w:r>
     </w:p>
     <w:p>
@@ -1632,22 +1587,22 @@
     </w:p>
     <w:p>
       <w:r>
-        <w:t>[Credential 01]</w:t>
-      </w:r>
-    </w:p>
-    <w:p>
-      <w:r>
-        <w:t>[Credential 02]</w:t>
-      </w:r>
-    </w:p>
-    <w:p>
-      <w:r>
-        <w:t>[XX]+ years</w:t>
-      </w:r>
-    </w:p>
-    <w:p>
-      <w:r>
-        <w:t>[Accolade 01]</w:t>
+        <w:t>APMA®</w:t>
+      </w:r>
+    </w:p>
+    <w:p>
+      <w:r>
+        <w:t>CRPC®</w:t>
+      </w:r>
+    </w:p>
+    <w:p>
+      <w:r>
+        <w:t>19 years</w:t>
+      </w:r>
+    </w:p>
+    <w:p>
+      <w:r>
+        <w:t>Client supplied</w:t>
       </w:r>
     </w:p>
     <w:p>
@@ -1782,6 +1737,19 @@
     </w:p>
     <w:p>
       <w:r>
+        <w:t>Families</w:t>
+      </w:r>
+    </w:p>
+    <w:p>
+      <w:pPr>
+        <w:pStyle w:val="Heading3"/>
+      </w:pPr>
+      <w:r>
+        <w:t>What "one living plan" actually means</w:t>
+      </w:r>
+    </w:p>
+    <w:p>
+      <w:r>
         <w:t>Oil &amp; Gas</w:t>
       </w:r>
     </w:p>
@@ -1804,19 +1772,6 @@
       </w:pPr>
       <w:r>
         <w:t>The exit conversation starts before the LOI</w:t>
-      </w:r>
-    </w:p>
-    <w:p>
-      <w:r>
-        <w:t>Families</w:t>
-      </w:r>
-    </w:p>
-    <w:p>
-      <w:pPr>
-        <w:pStyle w:val="Heading3"/>
-      </w:pPr>
-      <w:r>
-        <w:t>What "one living plan" actually means</w:t>
       </w:r>
     </w:p>
     <w:p>
@@ -2157,12 +2112,17 @@
     </w:p>
     <w:p>
       <w:r>
-        <w:t>Alex’s approved biography, employment history, and founding narrative will be added after client and compliance verification.</w:t>
-      </w:r>
-    </w:p>
-    <w:p>
-      <w:r>
-        <w:t>For review, this page shows the intended narrative structure without publishing unverified claims.</w:t>
+        <w:t>Alex Miller is a Financial Advisor and Managing Partner with 19 years of experience helping individuals and families pursue their financial goals through comprehensive planning and investment management.</w:t>
+      </w:r>
+    </w:p>
+    <w:p>
+      <w:r>
+        <w:t>His work centers on family legacy, estate and wealth planning, and retirement strategies. Anchor’s approach is personal, approachable, and built around enduring relationships with the people and families it serves.</w:t>
+      </w:r>
+    </w:p>
+    <w:p>
+      <w:r>
+        <w:t>Title, biography, and experience: client supplied · compliance review pending</w:t>
       </w:r>
     </w:p>
     <w:p>
@@ -2200,42 +2160,32 @@
     </w:p>
     <w:p>
       <w:r>
-        <w:t>Industry experience</w:t>
-      </w:r>
-    </w:p>
-    <w:p>
-      <w:r>
-        <w:t>Needs verification</w:t>
-      </w:r>
-    </w:p>
-    <w:p>
-      <w:r>
-        <w:t>Approved designation</w:t>
-      </w:r>
-    </w:p>
-    <w:p>
-      <w:r>
-        <w:t>Needs verification</w:t>
-      </w:r>
-    </w:p>
-    <w:p>
-      <w:r>
-        <w:t>Approved certification</w:t>
-      </w:r>
-    </w:p>
-    <w:p>
-      <w:r>
-        <w:t>Needs verification</w:t>
-      </w:r>
-    </w:p>
-    <w:p>
-      <w:r>
-        <w:t>Source and criteria</w:t>
-      </w:r>
-    </w:p>
-    <w:p>
-      <w:r>
-        <w:t>Needs verification</w:t>
+        <w:t>Experience in financial planning and investment management</w:t>
+      </w:r>
+    </w:p>
+    <w:p>
+      <w:r>
+        <w:t>Client supplied · compliance review</w:t>
+      </w:r>
+    </w:p>
+    <w:p>
+      <w:r>
+        <w:t>Accredited Portfolio Management Advisor, College for Financial Planning</w:t>
+      </w:r>
+    </w:p>
+    <w:p>
+      <w:r>
+        <w:t>Client supplied · compliance review</w:t>
+      </w:r>
+    </w:p>
+    <w:p>
+      <w:r>
+        <w:t>Chartered Retirement Planning Counselor, College for Financial Planning</w:t>
+      </w:r>
+    </w:p>
+    <w:p>
+      <w:r>
+        <w:t>Client supplied · compliance review</w:t>
       </w:r>
     </w:p>
     <w:p>
@@ -2442,7 +2392,7 @@
     </w:p>
     <w:p>
       <w:r>
-        <w:t>A coordinated plan works only when responsibility is clear.</w:t>
+        <w:t>Dedicated people who own the next step. A coordinated plan works only when responsibility is clear and accountability is paramount.</w:t>
       </w:r>
     </w:p>
     <w:p>
@@ -2463,7 +2413,7 @@
     </w:p>
     <w:p>
       <w:r>
-        <w:t>Founder &amp; Wealth Advisor · Title to verify</w:t>
+        <w:t>Financial Advisor &amp; Managing Partner · Client supplied</w:t>
       </w:r>
     </w:p>
     <w:p>
@@ -2476,7 +2426,7 @@
     </w:p>
     <w:p>
       <w:r>
-        <w:t>Alex’s approved biography, credentials, prior firm history, community involvement, and personal details will be inserted here after client and compliance review.</w:t>
+        <w:t>Alex brings 19 years of experience helping individuals and families pursue their financial goals through comprehensive planning and investment management. His work emphasizes family legacy, estate and wealth planning, and retirement strategies.</w:t>
       </w:r>
     </w:p>
     <w:p>
@@ -2492,7 +2442,7 @@
     </w:p>
     <w:p>
       <w:r>
-        <w:t>Team profile placeholder</w:t>
+        <w:t>Director of Operations · Client supplied</w:t>
       </w:r>
     </w:p>
     <w:p>
@@ -2500,22 +2450,22 @@
         <w:pStyle w:val="Heading2"/>
       </w:pPr>
       <w:r>
-        <w:t>[Name &amp; Role]</w:t>
-      </w:r>
-    </w:p>
-    <w:p>
-      <w:r>
-        <w:t>Use this row for an additional advisor, client service lead, operations partner, or other approved team member.</w:t>
-      </w:r>
-    </w:p>
-    <w:p>
-      <w:r>
-        <w:t>Pending content</w:t>
-      </w:r>
-    </w:p>
-    <w:p>
-      <w:r>
-        <w:t>Team profile placeholder</w:t>
+        <w:t>Haley Johnson</w:t>
+      </w:r>
+    </w:p>
+    <w:p>
+      <w:r>
+        <w:t>Team biography and approved headshot are pending client and compliance review.</w:t>
+      </w:r>
+    </w:p>
+    <w:p>
+      <w:r>
+        <w:t>Biography pending</w:t>
+      </w:r>
+    </w:p>
+    <w:p>
+      <w:r>
+        <w:t>Team Operations Leader, Advisor Services · Axiom · Client supplied</w:t>
       </w:r>
     </w:p>
     <w:p>
@@ -2523,17 +2473,40 @@
         <w:pStyle w:val="Heading2"/>
       </w:pPr>
       <w:r>
-        <w:t>[Name &amp; Role]</w:t>
-      </w:r>
-    </w:p>
-    <w:p>
-      <w:r>
-        <w:t>Biography, credentials, responsibilities, and contact routing to be supplied and verified.</w:t>
-      </w:r>
-    </w:p>
-    <w:p>
-      <w:r>
-        <w:t>Pending content</w:t>
+        <w:t>Dawn Cooper</w:t>
+      </w:r>
+    </w:p>
+    <w:p>
+      <w:r>
+        <w:t>Axiom relationship, team biography, and approved headshot are pending client and compliance review.</w:t>
+      </w:r>
+    </w:p>
+    <w:p>
+      <w:r>
+        <w:t>Biography pending</w:t>
+      </w:r>
+    </w:p>
+    <w:p>
+      <w:r>
+        <w:t>Director of Insurance Strategies · Axiom · Client supplied</w:t>
+      </w:r>
+    </w:p>
+    <w:p>
+      <w:pPr>
+        <w:pStyle w:val="Heading2"/>
+      </w:pPr>
+      <w:r>
+        <w:t>Derek Morris</w:t>
+      </w:r>
+    </w:p>
+    <w:p>
+      <w:r>
+        <w:t>Axiom relationship, team biography, and approved headshot are pending client and compliance review.</w:t>
+      </w:r>
+    </w:p>
+    <w:p>
+      <w:r>
+        <w:t>Biography pending</w:t>
       </w:r>
     </w:p>
     <w:p>
@@ -2609,7 +2582,7 @@
           <w:color w:val="0F2038"/>
           <w:sz w:val="44"/>
         </w:rPr>
-        <w:t>Oil &amp; Gas Executives</w:t>
+        <w:t>High-Net-Worth Families</w:t>
       </w:r>
     </w:p>
     <w:p>
@@ -2648,7 +2621,7 @@
         <w:pStyle w:val="ListBullet"/>
       </w:pPr>
       <w:r>
-        <w:t>Confirm the audience language accurately reflects Alex’s ideal Houston energy client.</w:t>
+        <w:t>Confirm whether “high-net-worth families” is the preferred public audience label.</w:t>
       </w:r>
     </w:p>
     <w:p>
@@ -2656,7 +2629,7 @@
         <w:pStyle w:val="ListBullet"/>
       </w:pPr>
       <w:r>
-        <w:t>Verify that Anchor advises on RSUs, deferred compensation, NQDC elections, trading windows, and concentrated employer exposure.</w:t>
+        <w:t>Verify the scope around trust funding, beneficiary reviews, account ownership, family communication, and estate-attorney coordination.</w:t>
       </w:r>
     </w:p>
     <w:p>
@@ -2664,7 +2637,7 @@
         <w:pStyle w:val="ListBullet"/>
       </w:pPr>
       <w:r>
-        <w:t>Provide one anonymized real-world planning situation that can replace generic explanation with specific proof.</w:t>
+        <w:t>Clarify the typical family complexity or asset level that signals a strong fit.</w:t>
       </w:r>
     </w:p>
     <w:p>
@@ -2672,7 +2645,7 @@
         <w:pStyle w:val="ListBullet"/>
       </w:pPr>
       <w:r>
-        <w:t>Flag any compensation or tax language that requires compliance qualification.</w:t>
+        <w:t>Provide one anonymized family situation to make the page more specific and credible.</w:t>
       </w:r>
     </w:p>
     <w:p>
@@ -2706,7 +2679,7 @@
           <w:color w:val="B18F4D"/>
           <w:sz w:val="17"/>
         </w:rPr>
-        <w:t>OIL &amp; GAS EXECUTIVES</w:t>
+        <w:t>HIGH-NET-WORTH FAMILIES</w:t>
       </w:r>
     </w:p>
     <w:p>
@@ -2724,17 +2697,17 @@
           <w:color w:val="0F2038"/>
           <w:sz w:val="32"/>
         </w:rPr>
-        <w:t>Your compensation moves with the cycle.</w:t>
-      </w:r>
-    </w:p>
-    <w:p>
-      <w:r>
-        <w:t>Equity awards, deferred compensation, blackout periods, and industry exposure need one coordinated decision calendar.</w:t>
-      </w:r>
-    </w:p>
-    <w:p>
-      <w:r>
-        <w:t>Home / Who We Serve / Oil &amp; Gas Executives</w:t>
+        <w:t>Keep the plan current across generations.</w:t>
+      </w:r>
+    </w:p>
+    <w:p>
+      <w:r>
+        <w:t>Investments, trusts, beneficiaries, taxes, and family communication should tell the same story.</w:t>
+      </w:r>
+    </w:p>
+    <w:p>
+      <w:r>
+        <w:t>Home / Who We Serve / High-Net-Worth Families</w:t>
       </w:r>
     </w:p>
     <w:p>
@@ -2767,17 +2740,17 @@
         <w:pStyle w:val="Heading2"/>
       </w:pPr>
       <w:r>
-        <w:t>Your career and wealth may share one risk.</w:t>
-      </w:r>
-    </w:p>
-    <w:p>
-      <w:r>
-        <w:t>Salary, bonus, RSUs, retirement benefits, and reputation may all depend on the same company and commodity cycle. A portfolio viewed in isolation misses that concentration.</w:t>
-      </w:r>
-    </w:p>
-    <w:p>
-      <w:r>
-        <w:t>Anchor’s role is to connect the vesting calendar, tax projection, trading constraints, cash-flow needs, and diversification plan before the next deadline controls the decision.</w:t>
+        <w:t>Your wealth changed. Did the plan?</w:t>
+      </w:r>
+    </w:p>
+    <w:p>
+      <w:r>
+        <w:t>Estate documents can remain untouched while assets, businesses, relationships, tax rules, and family priorities change around them. A signed document is not the same as an implemented plan.</w:t>
+      </w:r>
+    </w:p>
+    <w:p>
+      <w:r>
+        <w:t>Anchor keeps the estate attorney, CPA, investment plan, account ownership, and beneficiary choices connected—and helps the family understand what the structure is designed to accomplish.</w:t>
       </w:r>
     </w:p>
     <w:p>
@@ -2785,12 +2758,12 @@
         <w:pStyle w:val="Heading3"/>
       </w:pPr>
       <w:r>
-        <w:t>Map the calendar</w:t>
-      </w:r>
-    </w:p>
-    <w:p>
-      <w:r>
-        <w:t>Vesting, NQDC elections, bonuses, estimated taxes, and trading windows in one view.</w:t>
+        <w:t>Review what exists</w:t>
+      </w:r>
+    </w:p>
+    <w:p>
+      <w:r>
+        <w:t>Compare current documents and beneficiaries with the family’s actual assets and intentions.</w:t>
       </w:r>
     </w:p>
     <w:p>
@@ -2798,12 +2771,12 @@
         <w:pStyle w:val="Heading3"/>
       </w:pPr>
       <w:r>
-        <w:t>Model the exposure</w:t>
-      </w:r>
-    </w:p>
-    <w:p>
-      <w:r>
-        <w:t>Company stock is considered alongside career, sector, and household risk.</w:t>
+        <w:t>Close implementation gaps</w:t>
+      </w:r>
+    </w:p>
+    <w:p>
+      <w:r>
+        <w:t>Coordinate account ownership, trust funding, investment policy, and professional follow-through.</w:t>
       </w:r>
     </w:p>
     <w:p>
@@ -2811,12 +2784,12 @@
         <w:pStyle w:val="Heading3"/>
       </w:pPr>
       <w:r>
-        <w:t>Coordinate the professionals</w:t>
-      </w:r>
-    </w:p>
-    <w:p>
-      <w:r>
-        <w:t>The advisor and CPA work from the same assumptions before tax events arrive.</w:t>
+        <w:t>Prepare the family</w:t>
+      </w:r>
+    </w:p>
+    <w:p>
+      <w:r>
+        <w:t>Create an understandable plan and a thoughtful communication rhythm for the next generation.</w:t>
       </w:r>
     </w:p>
     <w:p>
@@ -2830,7 +2803,7 @@
           <w:color w:val="B18F4D"/>
           <w:sz w:val="17"/>
         </w:rPr>
-        <w:t>A BETTER NEXT MOVE</w:t>
+        <w:t>A LIVING PLAN</w:t>
       </w:r>
     </w:p>
     <w:p>
@@ -2838,12 +2811,12 @@
         <w:pStyle w:val="Heading2"/>
       </w:pPr>
       <w:r>
-        <w:t>Decide before the window opens.</w:t>
-      </w:r>
-    </w:p>
-    <w:p>
-      <w:r>
-        <w:t>The fit check identifies whether equity compensation, tax coordination, or the wider plan should lead the first conversation.</w:t>
+        <w:t>Legacy is a process, not a binder.</w:t>
+      </w:r>
+    </w:p>
+    <w:p>
+      <w:r>
+        <w:t>The fit check identifies the coordination gap that should lead the conversation.</w:t>
       </w:r>
     </w:p>
     <w:p>
@@ -2892,7 +2865,7 @@
           <w:color w:val="0F2038"/>
           <w:sz w:val="44"/>
         </w:rPr>
-        <w:t>Business Owners</w:t>
+        <w:t>Oil &amp; Gas Executives</w:t>
       </w:r>
     </w:p>
     <w:p>
@@ -2931,7 +2904,7 @@
         <w:pStyle w:val="ListBullet"/>
       </w:pPr>
       <w:r>
-        <w:t>Define the ideal owner profile by company size, industry, transition horizon, and investable assets.</w:t>
+        <w:t>Confirm the audience language accurately reflects Alex’s ideal Houston energy client.</w:t>
       </w:r>
     </w:p>
     <w:p>
@@ -2939,7 +2912,7 @@
         <w:pStyle w:val="ListBullet"/>
       </w:pPr>
       <w:r>
-        <w:t>Confirm whether valuation, entity structure, succession, pre-sale planning, and post-liquidity planning are all within scope.</w:t>
+        <w:t>Verify that Anchor advises on RSUs, deferred compensation, NQDC elections, trading windows, and concentrated employer exposure.</w:t>
       </w:r>
     </w:p>
     <w:p>
@@ -2947,7 +2920,7 @@
         <w:pStyle w:val="ListBullet"/>
       </w:pPr>
       <w:r>
-        <w:t>Approve or replace the “before the LOI” framing.</w:t>
+        <w:t>Provide one anonymized real-world planning situation that can replace generic explanation with specific proof.</w:t>
       </w:r>
     </w:p>
     <w:p>
@@ -2955,7 +2928,7 @@
         <w:pStyle w:val="ListBullet"/>
       </w:pPr>
       <w:r>
-        <w:t>Provide one anonymized owner situation that shows Alex’s coordination role without making an unverified performance claim.</w:t>
+        <w:t>Flag any compensation or tax language that requires compliance qualification.</w:t>
       </w:r>
     </w:p>
     <w:p>
@@ -2989,7 +2962,7 @@
           <w:color w:val="B18F4D"/>
           <w:sz w:val="17"/>
         </w:rPr>
-        <w:t>BUSINESS OWNERS</w:t>
+        <w:t>OIL &amp; GAS EXECUTIVES</w:t>
       </w:r>
     </w:p>
     <w:p>
@@ -3007,17 +2980,17 @@
           <w:color w:val="0F2038"/>
           <w:sz w:val="32"/>
         </w:rPr>
-        <w:t>The exit conversation starts before the offer.</w:t>
-      </w:r>
-    </w:p>
-    <w:p>
-      <w:r>
-        <w:t>Business value, personal wealth, taxes, succession, and family decisions need time to work together.</w:t>
-      </w:r>
-    </w:p>
-    <w:p>
-      <w:r>
-        <w:t>Home / Who We Serve / Business Owners</w:t>
+        <w:t>Your compensation moves with the cycle.</w:t>
+      </w:r>
+    </w:p>
+    <w:p>
+      <w:r>
+        <w:t>Equity awards, deferred compensation, blackout periods, and industry exposure need one coordinated decision calendar.</w:t>
+      </w:r>
+    </w:p>
+    <w:p>
+      <w:r>
+        <w:t>Home / Who We Serve / Oil &amp; Gas Executives</w:t>
       </w:r>
     </w:p>
     <w:p>
@@ -3050,17 +3023,17 @@
         <w:pStyle w:val="Heading2"/>
       </w:pPr>
       <w:r>
-        <w:t>The company is valuable. Is the wealth portable?</w:t>
-      </w:r>
-    </w:p>
-    <w:p>
-      <w:r>
-        <w:t>Owners often know the operating business intimately while lacking a clear picture of enterprise value, personal liquidity, tax exposure, or what life after the company should look like.</w:t>
-      </w:r>
-    </w:p>
-    <w:p>
-      <w:r>
-        <w:t>Anchor connects the personal plan to the transition work early—while the owner still has choices and before a buyer or deadline compresses them.</w:t>
+        <w:t>Your career and wealth may share one risk.</w:t>
+      </w:r>
+    </w:p>
+    <w:p>
+      <w:r>
+        <w:t>Salary, bonus, RSUs, retirement benefits, and reputation may all depend on the same company and commodity cycle. A portfolio viewed in isolation misses that concentration.</w:t>
+      </w:r>
+    </w:p>
+    <w:p>
+      <w:r>
+        <w:t>Anchor’s role is to connect the vesting calendar, tax projection, trading constraints, cash-flow needs, and diversification plan before the next deadline controls the decision.</w:t>
       </w:r>
     </w:p>
     <w:p>
@@ -3068,12 +3041,12 @@
         <w:pStyle w:val="Heading3"/>
       </w:pPr>
       <w:r>
-        <w:t>Separate the balance sheets</w:t>
-      </w:r>
-    </w:p>
-    <w:p>
-      <w:r>
-        <w:t>Clarify what belongs to the operating company and what supports the family plan.</w:t>
+        <w:t>Map the calendar</w:t>
+      </w:r>
+    </w:p>
+    <w:p>
+      <w:r>
+        <w:t>Vesting, NQDC elections, bonuses, estimated taxes, and trading windows in one view.</w:t>
       </w:r>
     </w:p>
     <w:p>
@@ -3081,12 +3054,12 @@
         <w:pStyle w:val="Heading3"/>
       </w:pPr>
       <w:r>
-        <w:t>Build exit readiness</w:t>
-      </w:r>
-    </w:p>
-    <w:p>
-      <w:r>
-        <w:t>Bring valuation, entity structure, succession, and pre-sale planning into the same sequence.</w:t>
+        <w:t>Model the exposure</w:t>
+      </w:r>
+    </w:p>
+    <w:p>
+      <w:r>
+        <w:t>Company stock is considered alongside career, sector, and household risk.</w:t>
       </w:r>
     </w:p>
     <w:p>
@@ -3094,12 +3067,12 @@
         <w:pStyle w:val="Heading3"/>
       </w:pPr>
       <w:r>
-        <w:t>Plan the other side</w:t>
-      </w:r>
-    </w:p>
-    <w:p>
-      <w:r>
-        <w:t>Define the cash flow, investment, family, and legacy decisions after liquidity.</w:t>
+        <w:t>Coordinate the professionals</w:t>
+      </w:r>
+    </w:p>
+    <w:p>
+      <w:r>
+        <w:t>The advisor and CPA work from the same assumptions before tax events arrive.</w:t>
       </w:r>
     </w:p>
     <w:p>
@@ -3113,7 +3086,7 @@
           <w:color w:val="B18F4D"/>
           <w:sz w:val="17"/>
         </w:rPr>
-        <w:t>CONTROL THE TIMELINE</w:t>
+        <w:t>A BETTER NEXT MOVE</w:t>
       </w:r>
     </w:p>
     <w:p>
@@ -3121,12 +3094,12 @@
         <w:pStyle w:val="Heading2"/>
       </w:pPr>
       <w:r>
-        <w:t>Prepare before an LOI narrows the options.</w:t>
-      </w:r>
-    </w:p>
-    <w:p>
-      <w:r>
-        <w:t>The fit check routes owners toward the most useful first planning conversation.</w:t>
+        <w:t>Decide before the window opens.</w:t>
+      </w:r>
+    </w:p>
+    <w:p>
+      <w:r>
+        <w:t>The fit check identifies whether equity compensation, tax coordination, or the wider plan should lead the first conversation.</w:t>
       </w:r>
     </w:p>
     <w:p>
@@ -3175,7 +3148,7 @@
           <w:color w:val="0F2038"/>
           <w:sz w:val="44"/>
         </w:rPr>
-        <w:t>High-Net-Worth Families</w:t>
+        <w:t>Business Owners</w:t>
       </w:r>
     </w:p>
     <w:p>
@@ -3214,7 +3187,7 @@
         <w:pStyle w:val="ListBullet"/>
       </w:pPr>
       <w:r>
-        <w:t>Confirm whether “high-net-worth families” is the preferred public audience label.</w:t>
+        <w:t>Define the ideal owner profile by company size, industry, transition horizon, and investable assets.</w:t>
       </w:r>
     </w:p>
     <w:p>
@@ -3222,7 +3195,7 @@
         <w:pStyle w:val="ListBullet"/>
       </w:pPr>
       <w:r>
-        <w:t>Verify the scope around trust funding, beneficiary reviews, account ownership, family communication, and estate-attorney coordination.</w:t>
+        <w:t>Confirm whether valuation, entity structure, succession, pre-sale planning, and post-liquidity planning are all within scope.</w:t>
       </w:r>
     </w:p>
     <w:p>
@@ -3230,7 +3203,7 @@
         <w:pStyle w:val="ListBullet"/>
       </w:pPr>
       <w:r>
-        <w:t>Clarify the typical family complexity or asset level that signals a strong fit.</w:t>
+        <w:t>Approve or replace the “before the LOI” framing.</w:t>
       </w:r>
     </w:p>
     <w:p>
@@ -3238,7 +3211,7 @@
         <w:pStyle w:val="ListBullet"/>
       </w:pPr>
       <w:r>
-        <w:t>Provide one anonymized family situation to make the page more specific and credible.</w:t>
+        <w:t>Provide one anonymized owner situation that shows Alex’s coordination role without making an unverified performance claim.</w:t>
       </w:r>
     </w:p>
     <w:p>
@@ -3272,7 +3245,7 @@
           <w:color w:val="B18F4D"/>
           <w:sz w:val="17"/>
         </w:rPr>
-        <w:t>HIGH-NET-WORTH FAMILIES</w:t>
+        <w:t>BUSINESS OWNERS</w:t>
       </w:r>
     </w:p>
     <w:p>
@@ -3290,17 +3263,17 @@
           <w:color w:val="0F2038"/>
           <w:sz w:val="32"/>
         </w:rPr>
-        <w:t>Keep the plan current across generations.</w:t>
-      </w:r>
-    </w:p>
-    <w:p>
-      <w:r>
-        <w:t>Investments, trusts, beneficiaries, taxes, and family communication should tell the same story.</w:t>
-      </w:r>
-    </w:p>
-    <w:p>
-      <w:r>
-        <w:t>Home / Who We Serve / High-Net-Worth Families</w:t>
+        <w:t>The exit conversation starts before the offer.</w:t>
+      </w:r>
+    </w:p>
+    <w:p>
+      <w:r>
+        <w:t>Business value, personal wealth, taxes, succession, and family decisions need time to work together.</w:t>
+      </w:r>
+    </w:p>
+    <w:p>
+      <w:r>
+        <w:t>Home / Who We Serve / Business Owners</w:t>
       </w:r>
     </w:p>
     <w:p>
@@ -3333,17 +3306,17 @@
         <w:pStyle w:val="Heading2"/>
       </w:pPr>
       <w:r>
-        <w:t>Your wealth changed. Did the plan?</w:t>
-      </w:r>
-    </w:p>
-    <w:p>
-      <w:r>
-        <w:t>Estate documents can remain untouched while assets, businesses, relationships, tax rules, and family priorities change around them. A signed document is not the same as an implemented plan.</w:t>
-      </w:r>
-    </w:p>
-    <w:p>
-      <w:r>
-        <w:t>Anchor keeps the estate attorney, CPA, investment plan, account ownership, and beneficiary choices connected—and helps the family understand what the structure is designed to accomplish.</w:t>
+        <w:t>The company is valuable. Is the wealth portable?</w:t>
+      </w:r>
+    </w:p>
+    <w:p>
+      <w:r>
+        <w:t>Owners often know the operating business intimately while lacking a clear picture of enterprise value, personal liquidity, tax exposure, or what life after the company should look like.</w:t>
+      </w:r>
+    </w:p>
+    <w:p>
+      <w:r>
+        <w:t>Anchor connects the personal plan to the transition work early—while the owner still has choices and before a buyer or deadline compresses them.</w:t>
       </w:r>
     </w:p>
     <w:p>
@@ -3351,12 +3324,12 @@
         <w:pStyle w:val="Heading3"/>
       </w:pPr>
       <w:r>
-        <w:t>Review what exists</w:t>
-      </w:r>
-    </w:p>
-    <w:p>
-      <w:r>
-        <w:t>Compare current documents and beneficiaries with the family’s actual assets and intentions.</w:t>
+        <w:t>Separate the balance sheets</w:t>
+      </w:r>
+    </w:p>
+    <w:p>
+      <w:r>
+        <w:t>Clarify what belongs to the operating company and what supports the family plan.</w:t>
       </w:r>
     </w:p>
     <w:p>
@@ -3364,12 +3337,12 @@
         <w:pStyle w:val="Heading3"/>
       </w:pPr>
       <w:r>
-        <w:t>Close implementation gaps</w:t>
-      </w:r>
-    </w:p>
-    <w:p>
-      <w:r>
-        <w:t>Coordinate account ownership, trust funding, investment policy, and professional follow-through.</w:t>
+        <w:t>Build exit readiness</w:t>
+      </w:r>
+    </w:p>
+    <w:p>
+      <w:r>
+        <w:t>Bring valuation, entity structure, succession, and pre-sale planning into the same sequence.</w:t>
       </w:r>
     </w:p>
     <w:p>
@@ -3377,12 +3350,12 @@
         <w:pStyle w:val="Heading3"/>
       </w:pPr>
       <w:r>
-        <w:t>Prepare the family</w:t>
-      </w:r>
-    </w:p>
-    <w:p>
-      <w:r>
-        <w:t>Create an understandable plan and a thoughtful communication rhythm for the next generation.</w:t>
+        <w:t>Plan the other side</w:t>
+      </w:r>
+    </w:p>
+    <w:p>
+      <w:r>
+        <w:t>Define the cash flow, investment, family, and legacy decisions after liquidity.</w:t>
       </w:r>
     </w:p>
     <w:p>
@@ -3396,7 +3369,7 @@
           <w:color w:val="B18F4D"/>
           <w:sz w:val="17"/>
         </w:rPr>
-        <w:t>A LIVING PLAN</w:t>
+        <w:t>CONTROL THE TIMELINE</w:t>
       </w:r>
     </w:p>
     <w:p>
@@ -3404,12 +3377,12 @@
         <w:pStyle w:val="Heading2"/>
       </w:pPr>
       <w:r>
-        <w:t>Legacy is a process, not a binder.</w:t>
-      </w:r>
-    </w:p>
-    <w:p>
-      <w:r>
-        <w:t>The fit check identifies the coordination gap that should lead the conversation.</w:t>
+        <w:t>Prepare before an LOI narrows the options.</w:t>
+      </w:r>
+    </w:p>
+    <w:p>
+      <w:r>
+        <w:t>The fit check routes owners toward the most useful first planning conversation.</w:t>
       </w:r>
     </w:p>
     <w:p>
@@ -4195,7 +4168,7 @@
     </w:p>
     <w:p>
       <w:r>
-        <w:t>Alex Miller, Anchor Wealth Planning</w:t>
+        <w:t>Alex Miller , Anchor Wealth Planning</w:t>
       </w:r>
     </w:p>
     <w:p>
@@ -4355,7 +4328,7 @@
           <w:color w:val="2D5474"/>
           <w:sz w:val="20"/>
         </w:rPr>
-        <w:t>CTA: Companion podcastAnchor Wealth Podcast · Episode notesListen to the podcast</w:t>
+        <w:t>CTA: Companion podcast Anchor Wealth Podcast · Episode notes Listen to the podcast</w:t>
       </w:r>
     </w:p>
     <w:p>
@@ -4498,7 +4471,7 @@
         <w:pStyle w:val="ListBullet"/>
       </w:pPr>
       <w:r>
-        <w:t>Award agreement and current vesting scheduleThese control the grant conditions, settlement timing, and plan-specific mechanics.</w:t>
+        <w:t>Award agreement and current vesting schedule These control the grant conditions, settlement timing, and plan-specific mechanics.</w:t>
       </w:r>
     </w:p>
     <w:p>
@@ -4506,7 +4479,7 @@
         <w:pStyle w:val="ListBullet"/>
       </w:pPr>
       <w:r>
-        <w:t>Employer trading policyInclude blackout dates, preclearance requirements, and any Rule 10b5-1 plan already in place.</w:t>
+        <w:t>Employer trading policy Include blackout dates, preclearance requirements, and any Rule 10b5-1 plan already in place.</w:t>
       </w:r>
     </w:p>
     <w:p>
@@ -4514,7 +4487,7 @@
         <w:pStyle w:val="ListBullet"/>
       </w:pPr>
       <w:r>
-        <w:t>Recent pay statement and prior-year tax returnThese help the CPA place the vest inside total household income and withholding.</w:t>
+        <w:t>Recent pay statement and prior-year tax return These help the CPA place the vest inside total household income and withholding.</w:t>
       </w:r>
     </w:p>
     <w:p>
@@ -4522,7 +4495,7 @@
         <w:pStyle w:val="ListBullet"/>
       </w:pPr>
       <w:r>
-        <w:t>Current company-stock exposureCount vested shares, unvested awards, employee stock plans, and other holdings tied to the same employer or industry.</w:t>
+        <w:t>Current company-stock exposure Count vested shares, unvested awards, employee stock plans, and other holdings tied to the same employer or industry.</w:t>
       </w:r>
     </w:p>
     <w:p>
@@ -4530,7 +4503,7 @@
         <w:pStyle w:val="ListBullet"/>
       </w:pPr>
       <w:r>
-        <w:t>Near-term cash needs and planned usesName the tax reserve, major purchase, charitable gift, debt payment, or diversification goal before the shares settle.</w:t>
+        <w:t>Near-term cash needs and planned uses Name the tax reserve, major purchase, charitable gift, debt payment, or diversification goal before the shares settle.</w:t>
       </w:r>
     </w:p>
     <w:p>
@@ -4653,7 +4626,7 @@
         <w:pStyle w:val="ListBullet"/>
       </w:pPr>
       <w:r>
-        <w:t>IRS Publication 525, Taxable and Nontaxable Income, including restricted property and qualified equity grant guidance.</w:t>
+        <w:t>IRS Publication 525, Taxable and Nontaxable Income , including restricted property and qualified equity grant guidance.</w:t>
       </w:r>
     </w:p>
     <w:p>
@@ -4672,7 +4645,7 @@
         <w:pStyle w:val="ListBullet"/>
       </w:pPr>
       <w:r>
-        <w:t>IRS Publication 15, Employer’s Tax Guide, section 7 on supplemental wage withholding.</w:t>
+        <w:t>IRS Publication 15, Employer’s Tax Guide , section 7 on supplemental wage withholding.</w:t>
       </w:r>
     </w:p>
     <w:p>
@@ -4691,7 +4664,7 @@
         <w:pStyle w:val="ListBullet"/>
       </w:pPr>
       <w:r>
-        <w:t>IRS Publication 15-T, Federal Income Tax Withholding Methods.</w:t>
+        <w:t>IRS Publication 15-T, Federal Income Tax Withholding Methods .</w:t>
       </w:r>
     </w:p>
     <w:p>
@@ -4710,7 +4683,7 @@
         <w:pStyle w:val="ListBullet"/>
       </w:pPr>
       <w:r>
-        <w:t>SEC guide to Rule 10b5-1 insider trading arrangements, including the conditions and cooling-off periods that apply to qualifying trading plans.</w:t>
+        <w:t>SEC guide to Rule 10b5-1 insider trading arrangements , including the conditions and cooling-off periods that apply to qualifying trading plans.</w:t>
       </w:r>
     </w:p>
     <w:p>
